--- a/new_page/final_revision/version_3/thesis.docx
+++ b/new_page/final_revision/version_3/thesis.docx
@@ -12785,7 +12785,7 @@
         <w:pStyle w:val="Bibliography"/>
       </w:pPr>
       <w:r>
-        <w:t xml:space="preserve">Nehodenko, Kostiantyn Bezverkhyi AND Iryna Parasii-Verhunenko AND Олександр Юрченко AND Olena Hryhorevska AND Yevhen Nesenіuk AND Viktoria. 2025.</w:t>
+        <w:t xml:space="preserve">Nehodenko, Kostiantyn Bezverkhyi AND Iryna Parasii-Verhunenko AND Oleksandr Yurchenko AND Olena Hryhorevska AND Yevhen Neseniuk AND Viktoria. 2025.</w:t>
       </w:r>
       <w:r>
         <w:t xml:space="preserve"> </w:t>
@@ -13273,7 +13273,7 @@
         <w:t xml:space="preserve"> </w:t>
       </w:r>
       <w:r>
-        <w:t xml:space="preserve">“��Siren’s Song in the AI Ocean: A Survey on Hallucination in Large Language Models,”</w:t>
+        <w:t xml:space="preserve">“Siren’s Song in the AI Ocean: A Survey on Hallucination in Large Language Models,”</w:t>
       </w:r>
       <w:r>
         <w:t xml:space="preserve"> </w:t>

--- a/new_page/final_revision/version_3/thesis.docx
+++ b/new_page/final_revision/version_3/thesis.docx
@@ -2199,13 +2199,13 @@
     </w:p>
     <w:bookmarkEnd w:id="32"/>
     <w:bookmarkEnd w:id="33"/>
-    <w:bookmarkStart w:id="34" w:name="state-of-the-art-esg-sentiment-and-absa"/>
+    <w:bookmarkStart w:id="34" w:name="X81a58bacdb3edfb8be22802d50280c757016d7f"/>
     <w:p>
       <w:pPr>
         <w:pStyle w:val="Heading2"/>
       </w:pPr>
       <w:r>
-        <w:t xml:space="preserve">State-of-the-Art: ESG Sentiment and ABSA</w:t>
+        <w:t xml:space="preserve">State-of-the-Art: ESG Sentiment and Aspect-Based Analysis</w:t>
       </w:r>
     </w:p>
     <w:p>

--- a/new_page/final_revision/version_3/thesis.docx
+++ b/new_page/final_revision/version_3/thesis.docx
@@ -8274,7 +8274,7 @@
         <w:rPr>
           <w:rStyle w:val="VerbatimChar"/>
         </w:rPr>
-        <w:t xml:space="preserve">tone_ commitment</w:t>
+        <w:t xml:space="preserve">tone_commitment</w:t>
       </w:r>
       <w:r>
         <w:t xml:space="preserve"> </w:t>
@@ -8289,7 +8289,7 @@
         <w:rPr>
           <w:rStyle w:val="VerbatimChar"/>
         </w:rPr>
-        <w:t xml:space="preserve">climate_commitment _label</w:t>
+        <w:t xml:space="preserve">climate_commitment_label</w:t>
       </w:r>
       <w:r>
         <w:t xml:space="preserve"> </w:t>
@@ -8652,7 +8652,7 @@
         <w:rPr>
           <w:rStyle w:val="VerbatimChar"/>
         </w:rPr>
-        <w:t xml:space="preserve">regulatory_or _indonesian_domain_terms</w:t>
+        <w:t xml:space="preserve">regulatory_or_indonesian_domain_terms</w:t>
       </w:r>
       <w:r>
         <w:t xml:space="preserve"> </w:t>
@@ -9188,7 +9188,7 @@
         <w:rPr>
           <w:rStyle w:val="VerbatimChar"/>
         </w:rPr>
-        <w:t xml:space="preserve">arcee-ai/ trinity-large-preview:free</w:t>
+        <w:t xml:space="preserve">arcee-ai/trinity-large-preview:free</w:t>
       </w:r>
       <w:r>
         <w:t xml:space="preserve"> </w:t>
@@ -9203,7 +9203,7 @@
         <w:rPr>
           <w:rStyle w:val="VerbatimChar"/>
         </w:rPr>
-        <w:t xml:space="preserve">openai/ gpt-oss-120b:free</w:t>
+        <w:t xml:space="preserve">openai/gpt-oss-120b:free</w:t>
       </w:r>
       <w:r>
         <w:t xml:space="preserve"> </w:t>
@@ -9218,7 +9218,7 @@
         <w:rPr>
           <w:rStyle w:val="VerbatimChar"/>
         </w:rPr>
-        <w:t xml:space="preserve">arcee-ai/ trinity-large-thinking:free</w:t>
+        <w:t xml:space="preserve">arcee-ai/trinity-large-thinking:free</w:t>
       </w:r>
       <w:r>
         <w:t xml:space="preserve"> </w:t>
@@ -9233,7 +9233,7 @@
         <w:rPr>
           <w:rStyle w:val="VerbatimChar"/>
         </w:rPr>
-        <w:t xml:space="preserve">minimax/ minimax-m2.5:free</w:t>
+        <w:t xml:space="preserve">minimax/minimax-m2.5:free</w:t>
       </w:r>
       <w:r>
         <w:t xml:space="preserve"> </w:t>
@@ -9248,7 +9248,7 @@
         <w:rPr>
           <w:rStyle w:val="VerbatimChar"/>
         </w:rPr>
-        <w:t xml:space="preserve">openai/ gpt-oss-20b:free</w:t>
+        <w:t xml:space="preserve">openai/gpt-oss-20b:free</w:t>
       </w:r>
       <w:r>
         <w:t xml:space="preserve"> </w:t>

--- a/new_page/final_revision/version_3/thesis.docx
+++ b/new_page/final_revision/version_3/thesis.docx
@@ -754,7 +754,7 @@
         <w:t xml:space="preserve"> </w:t>
       </w:r>
       <w:r>
-        <w:t xml:space="preserve">Implementation and Evaluation—Presents technical implementation details, performance metrics, and ablation studies regarding model stability across different LLM providers.</w:t>
+        <w:t xml:space="preserve">Implementation and Evaluation—Presents technical implementation details, performance metrics, and comparative diagnostics regarding model stability across different LLM providers.</w:t>
       </w:r>
     </w:p>
     <w:p>
@@ -11090,7 +11090,7 @@
         <w:pStyle w:val="BodyText"/>
       </w:pPr>
       <w:r>
-        <w:t xml:space="preserve">The significance of the thesis is practical as well as academic. For researchers, it provides a reproducible basis for ESG disclosure analytics in a bilingual and low-resource setting. For analysts, regulators, and reporting teams, it offers a way to move from long PDF reports to structured, reviewable evidence without losing the connection to the source pages. More broadly, the work shows that useful ESG text analytics requires not only better models, but also better document engineering, provenance preservation, and evaluation design. In that sense, the thesis contributes an engineering-oriented foundation for more transparent and auditable sustainability-report analysis.</w:t>
+        <w:t xml:space="preserve">The significance of the thesis is practical as well as academic. For researchers, it provides a reproducible basis for ESG disclosure analytics in a bilingual and low-resource setting. For analysts, regulators, and reporting teams, it offers a way to move from long PDF reports to structured, reviewable evidence without losing the connection to the source pages. More broadly, the work shows that useful ESG text analytics requires not only better models, but also better document engineering, provenance preservation, and evaluation design. In that sense, the thesis contributes an engineering-oriented foundation for more transparent and auditable sustainability-report analysis, while leaving formal ablation studies and broader benchmark validation as future work rather than current claims.</w:t>
       </w:r>
     </w:p>
     <w:bookmarkStart w:id="360" w:name="refs"/>

--- a/new_page/final_revision/version_3/thesis.docx
+++ b/new_page/final_revision/version_3/thesis.docx
@@ -685,7 +685,7 @@
         <w:t xml:space="preserve"> </w:t>
       </w:r>
       <w:r>
-        <w:t xml:space="preserve">Introduction—Outlines the motivation, problem statement, and technical objectives of the study within the context of global and Indonesian ESG reporting.</w:t>
+        <w:t xml:space="preserve">Introduction:Outlines the motivation, problem statement, and technical objectives of the study within the context of global and Indonesian ESG reporting.</w:t>
       </w:r>
     </w:p>
     <w:p>
@@ -706,7 +706,7 @@
         <w:t xml:space="preserve"> </w:t>
       </w:r>
       <w:r>
-        <w:t xml:space="preserve">Literature Review—Examines the evolution of NLP in sustainability, the challenge of greenwashing, and the state-of-the-art in LLM-based extraction and ESG measurement discrepancies  </w:t>
+        <w:t xml:space="preserve">Literature Review:Examines the evolution of NLP in sustainability, the challenge of greenwashing, and the state-of-the-art in LLM-based extraction and ESG measurement discrepancies  </w:t>
       </w:r>
       <w:r>
         <w:t xml:space="preserve">(Yu 2023)</w:t>
@@ -733,7 +733,7 @@
         <w:t xml:space="preserve"> </w:t>
       </w:r>
       <w:r>
-        <w:t xml:space="preserve">Methodology—Details the OCR-to-ABSA pipeline architecture, including prompt engineering strategies and the validation framework utilizing ClimateBERT and human annotation.</w:t>
+        <w:t xml:space="preserve">Methodology:Details the OCR-to-ABSA pipeline architecture, including prompt engineering strategies and the validation framework utilizing ClimateBERT and human annotation.</w:t>
       </w:r>
     </w:p>
     <w:p>
@@ -754,7 +754,7 @@
         <w:t xml:space="preserve"> </w:t>
       </w:r>
       <w:r>
-        <w:t xml:space="preserve">Implementation and Evaluation—Presents technical implementation details, performance metrics, and comparative diagnostics regarding model stability across different LLM providers.</w:t>
+        <w:t xml:space="preserve">Implementation and Evaluation:Presents technical implementation details, performance metrics, and comparative diagnostics regarding model stability across different LLM providers.</w:t>
       </w:r>
     </w:p>
     <w:p>
@@ -775,7 +775,7 @@
         <w:t xml:space="preserve"> </w:t>
       </w:r>
       <w:r>
-        <w:t xml:space="preserve">Results and Discussion—Evaluates the proposed ESG ABSA schema, analyzes specific failure modes, and discusses the implications of model divergence for future ESG research and policy.</w:t>
+        <w:t xml:space="preserve">Results and Discussion:Evaluates the proposed ESG ABSA schema, analyzes specific failure modes, and discusses the implications of model divergence for future ESG research and policy.</w:t>
       </w:r>
     </w:p>
     <w:p>
@@ -796,7 +796,7 @@
         <w:t xml:space="preserve"> </w:t>
       </w:r>
       <w:r>
-        <w:t xml:space="preserve">Conclusion—Summarizes the findings, acknowledges limitations, and suggests future directions for automated, granular sustainability analysis.</w:t>
+        <w:t xml:space="preserve">Conclusion:Summarizes the findings, acknowledges limitations, and suggests future directions for automated, granular sustainability analysis.</w:t>
       </w:r>
     </w:p>
     <w:bookmarkEnd w:id="26"/>
@@ -834,7 +834,7 @@
         <w:t xml:space="preserve"> </w:t>
       </w:r>
       <w:r>
-        <w:t xml:space="preserve">and readability of written content across multiple drafts, as well as provided support for debugging code snippets, resolving LaTeX formatting issues, and structuring tabular data. All AI-generated suggestions underwent rigorous evaluation and extensive revision by the author to ensure alignment with academic standards and research objectives. The fundamental research contributions, including the conceptual framework development, experimental design, data analysis, and scholarly conclusions, represent entirely original work by the author, with AI tools serving exclusively as auxiliary resources for writing enhancement and documentation support.</w:t>
+        <w:t xml:space="preserve">and readability of written content across multiple drafts, as well as provided support for debugging code snippets. All AI-generated suggestions underwent rigorous evaluation and extensive revision by the author to ensure alignment with academic standards and research objectives. The fundamental research contributions, including the conceptual framework development, experimental design, data analysis, and scholarly conclusions, represent entirely original work by the author, with AI tools serving exclusively as auxiliary resources for writing enhancement and documentation support.</w:t>
       </w:r>
     </w:p>
     <w:bookmarkEnd w:id="27"/>
@@ -974,7 +974,7 @@
         <w:t xml:space="preserve"> </w:t>
       </w:r>
       <w:r>
-        <w:t xml:space="preserve">identified a "low level of readability" across reports, observing a pattern of isomorphism where firms adopt homogenous linguistic structures that obscure critical information. Further, sector-specific studies suggest that companies prioritize certification disclosures—such as ISO or PROPER—over substantive operational impacts like pollution</w:t>
+        <w:t xml:space="preserve">identified a "low level of readability" across reports, observing a pattern of isomorphism where firms adopt homogenous linguistic structures that obscure critical information. Further, sector-specific studies suggest that companies prioritize certification disclosures, such as ISO or PROPER, over substantive operational impacts like pollution</w:t>
       </w:r>
       <w:r>
         <w:t xml:space="preserve"> </w:t>
@@ -2197,15 +2197,254 @@
         <w:t xml:space="preserve">.</w:t>
       </w:r>
     </w:p>
+    <w:p>
+      <w:pPr>
+        <w:pStyle w:val="BodyText"/>
+      </w:pPr>
+      <w:r>
+        <w:t xml:space="preserve">|p</w:t>
+      </w:r>
+      <w:r>
+        <w:t xml:space="preserve">1.8cm</w:t>
+      </w:r>
+      <w:r>
+        <w:t xml:space="preserve">|p</w:t>
+      </w:r>
+      <w:r>
+        <w:t xml:space="preserve">3cm</w:t>
+      </w:r>
+      <w:r>
+        <w:t xml:space="preserve">|p</w:t>
+      </w:r>
+      <w:r>
+        <w:t xml:space="preserve">3cm</w:t>
+      </w:r>
+      <w:r>
+        <w:t xml:space="preserve">|p</w:t>
+      </w:r>
+      <w:r>
+        <w:t xml:space="preserve">1.8cm</w:t>
+      </w:r>
+      <w:r>
+        <w:t xml:space="preserve">|X|X|</w:t>
+      </w:r>
+      <w:r>
+        <w:t xml:space="preserve"> </w:t>
+      </w:r>
+      <w:r>
+        <w:t xml:space="preserve">Authors &amp; Method / Approach &amp; Datasets &amp; Modalities Involved &amp; Key Contributions &amp; Limitations</w:t>
+      </w:r>
+      <w:r>
+        <w:br/>
+      </w:r>
+      <w:r>
+        <w:t xml:space="preserve">Sandwidi &amp; Mukkolakal</w:t>
+      </w:r>
+      <w:r>
+        <w:t xml:space="preserve"> </w:t>
+      </w:r>
+      <w:r>
+        <w:t xml:space="preserve">(Mukkolakal 2022)</w:t>
+      </w:r>
+      <w:r>
+        <w:t xml:space="preserve"> </w:t>
+      </w:r>
+      <w:r>
+        <w:t xml:space="preserve">&amp; STBSA &amp; 125,000+ annotated data points &amp; Text &amp; 91.30% accuracy; focused attention on sustainability terms. &amp; Highly dependent on domain-specific annotated datasets.</w:t>
+      </w:r>
+      <w:r>
+        <w:br/>
+      </w:r>
+      <w:r>
+        <w:t xml:space="preserve">Lengkeek et al.</w:t>
+      </w:r>
+      <w:r>
+        <w:t xml:space="preserve"> </w:t>
+      </w:r>
+      <w:r>
+        <w:t xml:space="preserve">(Knaap AND Flavius Frăsincar 2023)</w:t>
+      </w:r>
+      <w:r>
+        <w:t xml:space="preserve"> </w:t>
+      </w:r>
+      <w:r>
+        <w:t xml:space="preserve">&amp; Two-step hierarchical structure &amp; Financial Question &amp; Answering &amp; Text &amp; Increased F1-score by 7.6% via parent-child aspect prediction. &amp; Two-step model adds structural and computational complexity.</w:t>
+      </w:r>
+      <w:r>
+        <w:br/>
+      </w:r>
+      <w:r>
+        <w:t xml:space="preserve">Naskar et al.</w:t>
+      </w:r>
+      <w:r>
+        <w:t xml:space="preserve"> </w:t>
+      </w:r>
+      <w:r>
+        <w:t xml:space="preserve">(Dey 2024)</w:t>
+      </w:r>
+      <w:r>
+        <w:t xml:space="preserve"> </w:t>
+      </w:r>
+      <w:r>
+        <w:t xml:space="preserve">&amp; Multi-tasking sequence labeling &amp; Annotated articles (2015–2022) &amp; Text &amp; Detects GRI-based sustainability violations and incidents. &amp; Performance tied to the rigor and coverage of GRI standard definitions.</w:t>
+      </w:r>
+      <w:r>
+        <w:br/>
+      </w:r>
+      <w:r>
+        <w:t xml:space="preserve">Ong et al.</w:t>
+      </w:r>
+      <w:r>
+        <w:t xml:space="preserve"> </w:t>
+      </w:r>
+      <w:r>
+        <w:t xml:space="preserve">(K. O. A. R. M. A. F. X. A. R. S. A. J. S. A. E. C. A. G. Mengaldo 2025)</w:t>
+      </w:r>
+      <w:r>
+        <w:t xml:space="preserve"> </w:t>
+      </w:r>
+      <w:r>
+        <w:t xml:space="preserve">&amp; Neurosymbolic Knowledge Base &amp; 1,679 SGX sustainability reports &amp; Text &amp; Hierarchical ESG taxonomy alignment via symbolic reasoning + GPT-4o. &amp; Reliant on LLM capabilities and manual development of parsing rules.</w:t>
+      </w:r>
+      <w:r>
+        <w:br/>
+      </w:r>
+      <w:r>
+        <w:t xml:space="preserve">van der Heever et al.</w:t>
+      </w:r>
+      <w:r>
+        <w:t xml:space="preserve"> </w:t>
+      </w:r>
+      <w:r>
+        <w:t xml:space="preserve">(Heever AND Ranjan Satapathy AND Erik Cambria AND Rick Siow Mong Goh 2024)</w:t>
+      </w:r>
+      <w:r>
+        <w:t xml:space="preserve"> </w:t>
+      </w:r>
+      <w:r>
+        <w:t xml:space="preserve">&amp; Hybrid SenticNet + Deep Learning &amp; Diverse (reports/social/news) &amp; Text &amp; Enhanced interpretability and real-time monitoring of ESG trends. &amp; Requires careful synchronization between symbolic and neural layers.</w:t>
+      </w:r>
+      <w:r>
+        <w:br/>
+      </w:r>
+      <w:r>
+        <w:t xml:space="preserve">Usmanova &amp; Usbeck</w:t>
+      </w:r>
+      <w:r>
+        <w:t xml:space="preserve"> </w:t>
+      </w:r>
+      <w:r>
+        <w:t xml:space="preserve">(Usbeck 2024)</w:t>
+      </w:r>
+      <w:r>
+        <w:t xml:space="preserve"> </w:t>
+      </w:r>
+      <w:r>
+        <w:t xml:space="preserve">&amp; LLM-Ontology integration &amp; Corporate sustainability reports &amp; Text &amp; ESRS-aligned knowledge graphs; reduced model hallucination. &amp; Dependent on the coverage and update frequency of the target ontology.</w:t>
+      </w:r>
+      <w:r>
+        <w:br/>
+      </w:r>
+      <w:r>
+        <w:t xml:space="preserve">Iwata et al.</w:t>
+      </w:r>
+      <w:r>
+        <w:t xml:space="preserve"> </w:t>
+      </w:r>
+      <w:r>
+        <w:t xml:space="preserve">(Hisano 2025)</w:t>
+      </w:r>
+      <w:r>
+        <w:t xml:space="preserve"> </w:t>
+      </w:r>
+      <w:r>
+        <w:t xml:space="preserve">&amp; Semi-automatic ontology/RDF &amp; News content/Normative frameworks &amp; Text &amp; Links reported incidents to specific SDGs/UN Global Compact. &amp; Abstract frameworks may complicate standardized taxonomy mapping.</w:t>
+      </w:r>
+      <w:r>
+        <w:br/>
+      </w:r>
+      <w:r>
+        <w:t xml:space="preserve">Prathama et al.</w:t>
+      </w:r>
+      <w:r>
+        <w:t xml:space="preserve"> </w:t>
+      </w:r>
+      <w:r>
+        <w:t xml:space="preserve">(Septiandri 2025)</w:t>
+      </w:r>
+      <w:r>
+        <w:t xml:space="preserve"> </w:t>
+      </w:r>
+      <w:r>
+        <w:t xml:space="preserve">&amp; ESG-IDX (BERT + LLM + Bi-LSTM) &amp; Indonesian news / IDX data &amp; Text, Time-series &amp; 31.11% reduction in RMSE for stock price prediction. &amp; Findings and models are specific to the Indonesian market context.</w:t>
+      </w:r>
+      <w:r>
+        <w:br/>
+      </w:r>
+      <w:r>
+        <w:t xml:space="preserve">Octovianto et al.</w:t>
+      </w:r>
+      <w:r>
+        <w:t xml:space="preserve"> </w:t>
+      </w:r>
+      <w:r>
+        <w:t xml:space="preserve">(Budi 2025)</w:t>
+      </w:r>
+      <w:r>
+        <w:t xml:space="preserve"> </w:t>
+      </w:r>
+      <w:r>
+        <w:t xml:space="preserve">&amp; IndoBERT-large-p2 &amp; Instagram &amp; Text &amp; First open dataset for Indonesian environmental sentiment; 72.44% F1-score. &amp; Limited by informal linguistic structure of social media discourse.</w:t>
+      </w:r>
+      <w:r>
+        <w:br/>
+      </w:r>
+      <w:r>
+        <w:t xml:space="preserve">Zhang et al.</w:t>
+      </w:r>
+      <w:r>
+        <w:t xml:space="preserve"> </w:t>
+      </w:r>
+      <w:r>
+        <w:t xml:space="preserve">(Zhang 2025)</w:t>
+      </w:r>
+      <w:r>
+        <w:t xml:space="preserve"> </w:t>
+      </w:r>
+      <w:r>
+        <w:t xml:space="preserve">&amp; Contrastive Semantics + XLM-R &amp; Trilingual (Eng/Chi/Fra) &amp; Text &amp; 75.8% accuracy; robust cross-lingual semantic alignment. &amp; High computational cost for language-adaptive modulation.</w:t>
+      </w:r>
+      <w:r>
+        <w:br/>
+      </w:r>
+      <w:r>
+        <w:t xml:space="preserve">He et al.</w:t>
+      </w:r>
+      <w:r>
+        <w:t xml:space="preserve"> </w:t>
+      </w:r>
+      <w:r>
+        <w:t xml:space="preserve">(Computational Linguistics 2025 AND Chenyuan He AND Yuxiang Jia AND Hongde Liu AND Senbin Zhu 2025)</w:t>
+      </w:r>
+      <w:r>
+        <w:t xml:space="preserve"> </w:t>
+      </w:r>
+      <w:r>
+        <w:t xml:space="preserve">&amp; Cross-lingual collaboration &amp; 7 languages &amp; Text &amp; Improved zero-shot entity-level sentiment via semantic alignment. &amp; Effectiveness varies by linguistic distance; redundancy removal complexity.</w:t>
+      </w:r>
+      <w:r>
+        <w:br/>
+      </w:r>
+    </w:p>
     <w:bookmarkEnd w:id="32"/>
     <w:bookmarkEnd w:id="33"/>
-    <w:bookmarkStart w:id="34" w:name="X81a58bacdb3edfb8be22802d50280c757016d7f"/>
+    <w:bookmarkStart w:id="36" w:name="Xd823220779ec74d29a4a99ab5e21462abdf9cc5"/>
     <w:p>
       <w:pPr>
         <w:pStyle w:val="Heading2"/>
       </w:pPr>
       <w:r>
-        <w:t xml:space="preserve">State-of-the-Art: ESG Sentiment and Aspect-Based Analysis</w:t>
+        <w:t xml:space="preserve">Greenwashing Detection and ESG Verification</w:t>
       </w:r>
     </w:p>
     <w:p>
@@ -2213,15 +2452,663 @@
         <w:pStyle w:val="FirstParagraph"/>
       </w:pPr>
       <w:r>
+        <w:t xml:space="preserve">The research landscape for mitigating greenwashing and verifying Environmental, Social, and Governance disclosures has rapidly evolved from simple text classification to sophisticated, agentic architectures. Current literature focuses on three primary pillars: the development of domain-specific benchmarks, the application of hallucination mitigation strategies, and the design of robust, evidence-based verification frameworks.</w:t>
+      </w:r>
+    </w:p>
+    <w:bookmarkStart w:id="34" w:name="X81f10276662f6f5a96814b3c666c5e170163d0c"/>
+    <w:p>
+      <w:pPr>
+        <w:pStyle w:val="Heading3"/>
+      </w:pPr>
+      <w:r>
+        <w:t xml:space="preserve">Benchmark Development and Data-Driven Evaluation</w:t>
+      </w:r>
+    </w:p>
+    <w:p>
+      <w:pPr>
+        <w:pStyle w:val="FirstParagraph"/>
+      </w:pPr>
+      <w:r>
+        <w:t xml:space="preserve">To address the scarcity of high-quality data for training and evaluating models in sustainability domains, several researchers have introduced specialized benchmarks. Zhao et al.</w:t>
+      </w:r>
+      <w:r>
+        <w:t xml:space="preserve"> </w:t>
+      </w:r>
+      <w:r>
+        <w:t xml:space="preserve">(Yilei Zhao AND Wentao Zhang AND Lei Xiao AND Yandan Zheng AND Mengpu Liu AND Lim 2026)</w:t>
+      </w:r>
+      <w:r>
+        <w:t xml:space="preserve"> </w:t>
+      </w:r>
+      <w:r>
+        <w:t xml:space="preserve">developed a three-level hierarchical benchmark derived from 310 corporate sustainability reports, designed to test capabilities ranging from simple factual extraction to complex, multi-step auditing. Similarly, Bai et al.</w:t>
+      </w:r>
+      <w:r>
+        <w:t xml:space="preserve"> </w:t>
+      </w:r>
+      <w:r>
+        <w:t xml:space="preserve">(Artificial Intelligence 2026 AND Peizhen Bai AND Mali Jin AND Xingyi Song AND Siqi Sun AND Ben Wu AND Hanpei Zhang 2026)</w:t>
+      </w:r>
+      <w:r>
+        <w:t xml:space="preserve"> </w:t>
+      </w:r>
+      <w:r>
+        <w:t xml:space="preserve">introduced ESG-Bench, which utilizes human-annotated question-answer pairs grounded in real-world contexts to evaluate Large Language Model reasoning and factuality in compliance-critical environments. On a more granular level, Birti et al.</w:t>
+      </w:r>
+      <w:r>
+        <w:t xml:space="preserve"> </w:t>
+      </w:r>
+      <w:r>
+        <w:t xml:space="preserve">(Osborne 2025)</w:t>
+      </w:r>
+      <w:r>
+        <w:t xml:space="preserve"> </w:t>
+      </w:r>
+      <w:r>
+        <w:t xml:space="preserve">addressed the need for specific activity detection by constructing the ESG-Activities dataset, which comprises 1,325 labeled text segments mapped to the EU ESG taxonomy. These benchmarks demonstrate that fine-tuning on domain-specific data significantly improves classification accuracy compared to general-purpose prompting</w:t>
+      </w:r>
+      <w:r>
+        <w:t xml:space="preserve"> </w:t>
+      </w:r>
+      <w:r>
+        <w:t xml:space="preserve">(Osborne 2025)</w:t>
+      </w:r>
+      <w:r>
+        <w:t xml:space="preserve">.</w:t>
+      </w:r>
+    </w:p>
+    <w:bookmarkEnd w:id="34"/>
+    <w:bookmarkStart w:id="35" w:name="X9c4ec5bc25b8f7f96a3c06e578a15387ee96c29"/>
+    <w:p>
+      <w:pPr>
+        <w:pStyle w:val="Heading3"/>
+      </w:pPr>
+      <w:r>
+        <w:t xml:space="preserve">Hallucination Mitigation and Uncertainty Estimation</w:t>
+      </w:r>
+    </w:p>
+    <w:p>
+      <w:pPr>
+        <w:pStyle w:val="FirstParagraph"/>
+      </w:pPr>
+      <w:r>
+        <w:t xml:space="preserve">Addressing the propensity of LLMs to hallucinate in compliance-critical environments is a focal point of recent research. Wu et al.</w:t>
+      </w:r>
+      <w:r>
+        <w:t xml:space="preserve"> </w:t>
+      </w:r>
+      <w:r>
+        <w:t xml:space="preserve">(Y. W. A. P. H. A. D. Wang 2025)</w:t>
+      </w:r>
+      <w:r>
+        <w:t xml:space="preserve"> </w:t>
+      </w:r>
+      <w:r>
+        <w:t xml:space="preserve">demonstrated the efficacy of a Chain-of-Verification method, which successfully reduced hallucination rates from 16% down to 10% in sustainability report scoring. Broader techniques for addressing these reliability gaps include logit-based uncertainty detection and Pareto optimal self-supervision, which allow systems to estimate the risk of erroneous outputs</w:t>
+      </w:r>
+      <w:r>
+        <w:t xml:space="preserve"> </w:t>
+      </w:r>
+      <w:r>
+        <w:t xml:space="preserve">(Shi 2025)</w:t>
+      </w:r>
+      <w:r>
+        <w:t xml:space="preserve">. In high-stakes financial advising, Jasem</w:t>
+      </w:r>
+      <w:r>
+        <w:t xml:space="preserve"> </w:t>
+      </w:r>
+      <w:r>
+        <w:t xml:space="preserve">(Jasem 2026)</w:t>
+      </w:r>
+      <w:r>
+        <w:t xml:space="preserve"> </w:t>
+      </w:r>
+      <w:r>
+        <w:t xml:space="preserve">proposes a framework utilizing semantic entropy-based uncertainty gating to trigger validation efforts dynamically and prevent unsupported claims. Similarly, Sood</w:t>
+      </w:r>
+      <w:r>
+        <w:t xml:space="preserve"> </w:t>
+      </w:r>
+      <w:r>
+        <w:t xml:space="preserve">(Sood 2026)</w:t>
+      </w:r>
+      <w:r>
+        <w:t xml:space="preserve"> </w:t>
+      </w:r>
+      <w:r>
+        <w:t xml:space="preserve">advocates for human–AI co-governance models within enterprise metaverse environments, where explainability, stress-testing, and escalation protocols serve to detect and constrain hallucinations in real-time.</w:t>
+      </w:r>
+    </w:p>
+    <w:p>
+      <w:pPr>
+        <w:pStyle w:val="BodyText"/>
+      </w:pPr>
+      <w:r>
         <w:t xml:space="preserve">|p</w:t>
       </w:r>
       <w:r>
         <w:t xml:space="preserve">1.8cm</w:t>
       </w:r>
       <w:r>
+        <w:t xml:space="preserve">|X|X|p</w:t>
+      </w:r>
+      <w:r>
+        <w:t xml:space="preserve">1.8cm</w:t>
+      </w:r>
+      <w:r>
+        <w:t xml:space="preserve">|X|X|</w:t>
+      </w:r>
+      <w:r>
+        <w:t xml:space="preserve"> </w:t>
+      </w:r>
+      <w:r>
+        <w:t xml:space="preserve">Authors &amp; Method/Approach &amp; Datasets &amp; Modalities involved &amp; Key Contributions &amp; Limitations</w:t>
+      </w:r>
+      <w:r>
+        <w:br/>
+      </w:r>
+      <w:r>
+        <w:t xml:space="preserve">Zhao et al.</w:t>
+      </w:r>
+      <w:r>
+        <w:t xml:space="preserve"> </w:t>
+      </w:r>
+      <w:r>
+        <w:t xml:space="preserve">(Yilei Zhao AND Wentao Zhang AND Lei Xiao AND Yandan Zheng AND Mengpu Liu AND Lim 2026)</w:t>
+      </w:r>
+      <w:r>
+        <w:t xml:space="preserve"> </w:t>
+      </w:r>
+      <w:r>
+        <w:t xml:space="preserve">&amp; Multi-agent system &amp; 310 corporate sustainability reports &amp; Text, Charts &amp; 84.15% accuracy on complex tasks; expert-level toolset. &amp; High complexity of multi-step auditing workflows.</w:t>
+      </w:r>
+      <w:r>
+        <w:br/>
+      </w:r>
+      <w:r>
+        <w:t xml:space="preserve">Wu et al.</w:t>
+      </w:r>
+      <w:r>
+        <w:t xml:space="preserve"> </w:t>
+      </w:r>
+      <w:r>
+        <w:t xml:space="preserve">(Y. W. A. P. H. A. D. Wang 2025)</w:t>
+      </w:r>
+      <w:r>
+        <w:t xml:space="preserve"> </w:t>
+      </w:r>
+      <w:r>
+        <w:t xml:space="preserve">&amp; Chain-of-Verification &amp; Sustainability reports (e.g., football) &amp; Text &amp; Reduced hallucination rate (16% → 10%); accuracy to 58%. &amp; Models cannot fully replace humans; overconfidence issues.</w:t>
+      </w:r>
+      <w:r>
+        <w:br/>
+      </w:r>
+      <w:r>
+        <w:t xml:space="preserve">Aguirre Calderón</w:t>
+      </w:r>
+      <w:r>
+        <w:t xml:space="preserve"> </w:t>
+      </w:r>
+      <w:r>
+        <w:t xml:space="preserve">(Calderón 2025)</w:t>
+      </w:r>
+      <w:r>
+        <w:t xml:space="preserve"> </w:t>
+      </w:r>
+      <w:r>
+        <w:t xml:space="preserve">&amp; RAG with post-gen verification layer &amp; Sustainability and research reports &amp; Text &amp; 80% reduction in analyst labor; citation traceability. &amp; Dependence on initial parsing and chunking quality.</w:t>
+      </w:r>
+      <w:r>
+        <w:br/>
+      </w:r>
+      <w:r>
+        <w:t xml:space="preserve">Moghe et al.</w:t>
+      </w:r>
+      <w:r>
+        <w:t xml:space="preserve"> </w:t>
+      </w:r>
+      <w:r>
+        <w:t xml:space="preserve">(Talekar 2025)</w:t>
+      </w:r>
+      <w:r>
+        <w:t xml:space="preserve"> </w:t>
+      </w:r>
+      <w:r>
+        <w:t xml:space="preserve">&amp; AuditGPT &amp; Audit reports, sales, regulatory texts &amp; Text &amp; Evidence-backed, structured verdicts (Compliant/Non-Compliant). &amp; Reliance on effective semantic retrieval for accuracy.</w:t>
+      </w:r>
+      <w:r>
+        <w:br/>
+      </w:r>
+      <w:r>
+        <w:t xml:space="preserve">Birti et al.</w:t>
+      </w:r>
+      <w:r>
+        <w:t xml:space="preserve"> </w:t>
+      </w:r>
+      <w:r>
+        <w:t xml:space="preserve">(Osborne 2025)</w:t>
+      </w:r>
+      <w:r>
+        <w:t xml:space="preserve"> </w:t>
+      </w:r>
+      <w:r>
+        <w:t xml:space="preserve">&amp; Fine-tuning LLMs &amp; ESG-Activities (1,325 segments) &amp; Text &amp; Enhanced accuracy for EU ESG taxonomy classification. &amp; General LLM limits in domain-specific contexts.</w:t>
+      </w:r>
+      <w:r>
+        <w:br/>
+      </w:r>
+      <w:r>
+        <w:t xml:space="preserve">Kaoukis et al.</w:t>
+      </w:r>
+      <w:r>
+        <w:t xml:space="preserve"> </w:t>
+      </w:r>
+      <w:r>
+        <w:t xml:space="preserve">(Kaoukis 2025)</w:t>
+      </w:r>
+      <w:r>
+        <w:t xml:space="preserve"> </w:t>
+      </w:r>
+      <w:r>
+        <w:t xml:space="preserve">&amp; KG-Augmented RAG &amp; Corporate ESG reports &amp; Text &amp; Verified, justification-centric verdicts; responsible abstention. &amp; Reliance on highly structured domain knowledge bases.</w:t>
+      </w:r>
+      <w:r>
+        <w:br/>
+      </w:r>
+      <w:r>
+        <w:t xml:space="preserve">Sood</w:t>
+      </w:r>
+      <w:r>
+        <w:t xml:space="preserve"> </w:t>
+      </w:r>
+      <w:r>
+        <w:t xml:space="preserve">(Sood 2026)</w:t>
+      </w:r>
+      <w:r>
+        <w:t xml:space="preserve"> </w:t>
+      </w:r>
+      <w:r>
+        <w:t xml:space="preserve">&amp; Adaptive human–AI co-governance &amp; Institutional advisory contexts &amp; Text &amp; Real-time explainability and stress-testing protocols. &amp; Requires cultural transformation and advisor upskilling.</w:t>
+      </w:r>
+      <w:r>
+        <w:br/>
+      </w:r>
+      <w:r>
+        <w:t xml:space="preserve">Nohr</w:t>
+      </w:r>
+      <w:r>
+        <w:t xml:space="preserve"> </w:t>
+      </w:r>
+      <w:r>
+        <w:t xml:space="preserve">(Nohr 2026)</w:t>
+      </w:r>
+      <w:r>
+        <w:t xml:space="preserve"> </w:t>
+      </w:r>
+      <w:r>
+        <w:t xml:space="preserve">&amp; Deterministic rule-layer &amp; Tokenized real-world assets &amp; Text / Ledger Data &amp; Cryptographically verifiable evidence; lifecycle provenance. &amp; Lack of flexibility compared to probabilistic LLM models.</w:t>
+      </w:r>
+      <w:r>
+        <w:br/>
+      </w:r>
+      <w:r>
+        <w:t xml:space="preserve">Bai et al.</w:t>
+      </w:r>
+      <w:r>
+        <w:t xml:space="preserve"> </w:t>
+      </w:r>
+      <w:r>
+        <w:t xml:space="preserve">(Artificial Intelligence 2026 AND Peizhen Bai AND Mali Jin AND Xingyi Song AND Siqi Sun AND Ben Wu AND Hanpei Zhang 2026)</w:t>
+      </w:r>
+      <w:r>
+        <w:t xml:space="preserve"> </w:t>
+      </w:r>
+      <w:r>
+        <w:t xml:space="preserve">&amp; CoT prompting &amp; ESG-Bench (human-annotated QA) &amp; Text &amp; Baseline for mitigating hallucinations in long-context reports. &amp; Complexity of reasoning over compliance-critical data.</w:t>
+      </w:r>
+      <w:r>
+        <w:br/>
+      </w:r>
+      <w:r>
+        <w:t xml:space="preserve">Jasem</w:t>
+      </w:r>
+      <w:r>
+        <w:t xml:space="preserve"> </w:t>
+      </w:r>
+      <w:r>
+        <w:t xml:space="preserve">(Jasem 2026)</w:t>
+      </w:r>
+      <w:r>
+        <w:t xml:space="preserve"> </w:t>
+      </w:r>
+      <w:r>
+        <w:t xml:space="preserve">&amp; Multi-layer self-verification &amp; uncertainty gating &amp; Communications applications &amp; Text &amp; Dynamic control of verification effort and error detection. &amp; RAG fails to completely prevent all citation hallucinations.</w:t>
+      </w:r>
+      <w:r>
+        <w:br/>
+      </w:r>
+      <w:r>
+        <w:t xml:space="preserve">Zhang et al.</w:t>
+      </w:r>
+      <w:r>
+        <w:t xml:space="preserve"> </w:t>
+      </w:r>
+      <w:r>
+        <w:t xml:space="preserve">(Shi 2025)</w:t>
+      </w:r>
+      <w:r>
+        <w:t xml:space="preserve"> </w:t>
+      </w:r>
+      <w:r>
+        <w:t xml:space="preserve">&amp; Survey of detection techniques &amp; Survey literature &amp; Text &amp; Categorization of logit-based and Pareto self-supervision methods. &amp; Difficulty identifying imperceptible or hidden false info.</w:t>
+      </w:r>
+      <w:r>
+        <w:br/>
+      </w:r>
+    </w:p>
+    <w:bookmarkEnd w:id="35"/>
+    <w:bookmarkEnd w:id="36"/>
+    <w:bookmarkStart w:id="39" w:name="X1f6bb1e2566807c59fe4c0d8de40d6c69f69dd6"/>
+    <w:p>
+      <w:pPr>
+        <w:pStyle w:val="Heading2"/>
+      </w:pPr>
+      <w:r>
+        <w:t xml:space="preserve">LLM with Zero-shot, Few-shot and Chain-of-thought in Aspect-based Sentiment Analysis</w:t>
+      </w:r>
+    </w:p>
+    <w:p>
+      <w:pPr>
+        <w:pStyle w:val="FirstParagraph"/>
+      </w:pPr>
+      <w:r>
+        <w:t xml:space="preserve">The landscape of Aspect-based Sentiment Analysis has undergone a significant paradigm shift, moving from supervised fine-tuning of Pre-trained Language Models to generative paradigms leveraging Large Language Models</w:t>
+      </w:r>
+      <w:r>
+        <w:t xml:space="preserve"> </w:t>
+      </w:r>
+      <w:r>
+        <w:t xml:space="preserve">(Xue 2025; Z. M. A. M. P. A. Y. H. A. L. Y. A. W. Wang 2024)</w:t>
+      </w:r>
+      <w:r>
+        <w:t xml:space="preserve">. While early methods relied on sequence tagging and auxiliary subtasks to identify aspect terms and sentiment polarity, contemporary research focuses on the adaptability and in-context learning capabilities of LLMs to overcome data scarcity and cross-domain generalization challenges</w:t>
+      </w:r>
+      <w:r>
+        <w:t xml:space="preserve"> </w:t>
+      </w:r>
+      <w:r>
+        <w:t xml:space="preserve">(N. C. H. A. J. F. A. C. Wolff 2024; J. F. A. U. K. A. N. C. H. A. C. Wolff 2026)</w:t>
+      </w:r>
+      <w:r>
+        <w:t xml:space="preserve">.</w:t>
+      </w:r>
+    </w:p>
+    <w:bookmarkStart w:id="37" w:name="Xdc2136bf8c9730919ec70089da948c873a737d4"/>
+    <w:p>
+      <w:pPr>
+        <w:pStyle w:val="Heading3"/>
+      </w:pPr>
+      <w:r>
+        <w:t xml:space="preserve">In-Context Learning and Domain-Specific Adaptation</w:t>
+      </w:r>
+    </w:p>
+    <w:p>
+      <w:pPr>
+        <w:pStyle w:val="FirstParagraph"/>
+      </w:pPr>
+      <w:r>
+        <w:t xml:space="preserve">Zero-shot and few-shot in-context learning have emerged as efficient alternatives to the resource-intensive process of fine-tuning. Guo et al.</w:t>
+      </w:r>
+      <w:r>
+        <w:t xml:space="preserve"> </w:t>
+      </w:r>
+      <w:r>
+        <w:t xml:space="preserve">(Y. G. A. Z. X. A. Y. Yang 2023)</w:t>
+      </w:r>
+      <w:r>
+        <w:t xml:space="preserve"> </w:t>
+      </w:r>
+      <w:r>
+        <w:t xml:space="preserve">established a foundational evaluation framework for financial NLP, demonstrating that decoder-only models can perform aspect-based financial sentiment analysis using manual zero-shot and few-shot prompts. In subsequent evaluations, Guo et al.</w:t>
+      </w:r>
+      <w:r>
+        <w:t xml:space="preserve"> </w:t>
+      </w:r>
+      <w:r>
+        <w:t xml:space="preserve">(Y. G. A. Z. X. A. Y. Yang 2023)</w:t>
+      </w:r>
+      <w:r>
+        <w:t xml:space="preserve"> </w:t>
+      </w:r>
+      <w:r>
+        <w:t xml:space="preserve">utilized nine financial datasets to show that example selection, whether random or based on similarity, significantly impacts ChatGPT’s performance.</w:t>
+      </w:r>
+    </w:p>
+    <w:p>
+      <w:pPr>
+        <w:pStyle w:val="BodyText"/>
+      </w:pPr>
+      <w:r>
+        <w:t xml:space="preserve">To maximize the utility of these models, researchers have focused on self-adaptive instruction optimization and data augmentation. Jin et al.</w:t>
+      </w:r>
+      <w:r>
+        <w:t xml:space="preserve"> </w:t>
+      </w:r>
+      <w:r>
+        <w:t xml:space="preserve">(W. J. A. J. W. A. Y. G. A. B. S. A. N. W. A. B. Z. A. G. Yang 2025)</w:t>
+      </w:r>
+      <w:r>
+        <w:t xml:space="preserve"> </w:t>
+      </w:r>
+      <w:r>
+        <w:t xml:space="preserve">proposed the BYD-OBS-ABSA framework, which employs a random search bootstrap algorithm to iteratively refine instructions and mitigate LLM hallucinations. In low-resource settings, Hellwig et al.</w:t>
+      </w:r>
+      <w:r>
+        <w:t xml:space="preserve"> </w:t>
+      </w:r>
+      <w:r>
+        <w:t xml:space="preserve">(N. C. H. A. J. F. A. C. Wolff 2024)</w:t>
+      </w:r>
+      <w:r>
+        <w:t xml:space="preserve"> </w:t>
+      </w:r>
+      <w:r>
+        <w:t xml:space="preserve">investigated the use of few-shot prompting to generate synthetic training samples, significantly enhancing F1 scores for Aspect Category Detection.</w:t>
+      </w:r>
+    </w:p>
+    <w:p>
+      <w:pPr>
+        <w:pStyle w:val="BodyText"/>
+      </w:pPr>
+      <w:r>
+        <w:t xml:space="preserve">The application of LLMs in specialized regional domains further highlights these capabilities. Prathama et al.</w:t>
+      </w:r>
+      <w:r>
+        <w:t xml:space="preserve"> </w:t>
+      </w:r>
+      <w:r>
+        <w:t xml:space="preserve">(Septiandri 2025)</w:t>
+      </w:r>
+      <w:r>
+        <w:t xml:space="preserve"> </w:t>
+      </w:r>
+      <w:r>
+        <w:t xml:space="preserve">utilized a hybrid approach where BERT handles aspect classification and generative LLMs manage sentiment for Indonesian news, resulting in a 31.11% decrease in RMSE for stock price prediction. Similarly, Hirunsri and Nadee</w:t>
+      </w:r>
+      <w:r>
+        <w:t xml:space="preserve"> </w:t>
+      </w:r>
+      <w:r>
+        <w:t xml:space="preserve">(Nadee 2024)</w:t>
+      </w:r>
+      <w:r>
+        <w:t xml:space="preserve"> </w:t>
+      </w:r>
+      <w:r>
+        <w:t xml:space="preserve">applied Transformers to Thai ESG annual reports, finding that domain-specific models achieve higher accuracy than general-purpose ones. Multilingual challenges are also addressed through bidirectional reasoning supervision by Ibn Ahad et al.</w:t>
+      </w:r>
+      <w:r>
+        <w:t xml:space="preserve"> </w:t>
+      </w:r>
+      <w:r>
+        <w:t xml:space="preserve">(Association for Computational Linguistics 2025 AND Ahad 2025)</w:t>
+      </w:r>
+      <w:r>
+        <w:t xml:space="preserve">, which integrates positive and negative rationales across English, Hindi, Bengali, and Telugu, while He et al.</w:t>
+      </w:r>
+      <w:r>
+        <w:t xml:space="preserve"> </w:t>
+      </w:r>
+      <w:r>
+        <w:t xml:space="preserve">(Computational Linguistics 2025 AND Chenyuan He AND Yuxiang Jia AND Hongde Liu AND Senbin Zhu 2025)</w:t>
+      </w:r>
+      <w:r>
+        <w:t xml:space="preserve"> </w:t>
+      </w:r>
+      <w:r>
+        <w:t xml:space="preserve">introduced Cross-Lingual Collaboration to align semantic structures for zero-shot entity-level sentiment analysis.</w:t>
+      </w:r>
+    </w:p>
+    <w:bookmarkEnd w:id="37"/>
+    <w:bookmarkStart w:id="38" w:name="Xa879677a09c28ae325a8fd70a521de01f40c688"/>
+    <w:p>
+      <w:pPr>
+        <w:pStyle w:val="Heading3"/>
+      </w:pPr>
+      <w:r>
+        <w:t xml:space="preserve">Chain-of-Thought and Reasoning Frameworks</w:t>
+      </w:r>
+    </w:p>
+    <w:p>
+      <w:pPr>
+        <w:pStyle w:val="FirstParagraph"/>
+      </w:pPr>
+      <w:r>
+        <w:t xml:space="preserve">The limitation of standard prompt-based learning in handling complex, multi-opinion sentences has led to the development of reasoning-centric frameworks. Ventirozos et al.</w:t>
+      </w:r>
+      <w:r>
+        <w:t xml:space="preserve"> </w:t>
+      </w:r>
+      <w:r>
+        <w:t xml:space="preserve">(Shardlow 2025)</w:t>
+      </w:r>
+      <w:r>
+        <w:t xml:space="preserve"> </w:t>
+      </w:r>
+      <w:r>
+        <w:t xml:space="preserve">introduced a technique using Unified Meaning Representation to structure reasoning, while Wu et al.</w:t>
+      </w:r>
+      <w:r>
+        <w:t xml:space="preserve"> </w:t>
+      </w:r>
+      <w:r>
+        <w:t xml:space="preserve">(Xue 2025)</w:t>
+      </w:r>
+      <w:r>
+        <w:t xml:space="preserve"> </w:t>
+      </w:r>
+      <w:r>
+        <w:t xml:space="preserve">highlighted that self-improvement and self-debate mechanisms significantly enhance transparency and accuracy in multi-step tasks. Wu et al.</w:t>
+      </w:r>
+      <w:r>
+        <w:t xml:space="preserve"> </w:t>
+      </w:r>
+      <w:r>
+        <w:t xml:space="preserve">(Xue 2025)</w:t>
+      </w:r>
+      <w:r>
+        <w:t xml:space="preserve"> </w:t>
+      </w:r>
+      <w:r>
+        <w:t xml:space="preserve">also found that while LLMs show promise in multilingual ABSA, they often require sophisticated reasoning paths to match task-specific models.</w:t>
+      </w:r>
+    </w:p>
+    <w:p>
+      <w:pPr>
+        <w:pStyle w:val="BodyText"/>
+      </w:pPr>
+      <w:r>
+        <w:t xml:space="preserve">To address the nuances of implicit sentiment analysis, where sentiment indicators are not explicit, researchers have introduced progressive and syntactic strategies. Liu et al.</w:t>
+      </w:r>
+      <w:r>
+        <w:t xml:space="preserve"> </w:t>
+      </w:r>
+      <w:r>
+        <w:t xml:space="preserve">(C. L. A. G. C. A. Y. L. A. M. Wang 2026)</w:t>
+      </w:r>
+      <w:r>
+        <w:t xml:space="preserve"> </w:t>
+      </w:r>
+      <w:r>
+        <w:t xml:space="preserve">proposed the Progressive Chain-of-thought framework, incorporating Tree-of-Thought and chain self-consistency to infer intensity and opinion reasons, achieving 86.12% accuracy on the restaurant dataset</w:t>
+      </w:r>
+      <w:r>
+        <w:t xml:space="preserve"> </w:t>
+      </w:r>
+      <w:r>
+        <w:t xml:space="preserve">(C. L. A. G. C. A. Y. L. A. M. Wang 2026)</w:t>
+      </w:r>
+      <w:r>
+        <w:t xml:space="preserve">. Similarly, Radi et al.</w:t>
+      </w:r>
+      <w:r>
+        <w:t xml:space="preserve"> </w:t>
+      </w:r>
+      <w:r>
+        <w:t xml:space="preserve">(Kaur 2025)</w:t>
+      </w:r>
+      <w:r>
+        <w:t xml:space="preserve"> </w:t>
+      </w:r>
+      <w:r>
+        <w:t xml:space="preserve">introduced the Iterative Syntactic-Guided Chain of Thought framework, which leverages dependency parsing to navigate multi-opinion contexts, achieving F1 scores of 80.43 and 84.47 on the Sem-Eval 2015 and 2016 datasets</w:t>
+      </w:r>
+      <w:r>
+        <w:t xml:space="preserve"> </w:t>
+      </w:r>
+      <w:r>
+        <w:t xml:space="preserve">(Kaur 2025)</w:t>
+      </w:r>
+      <w:r>
+        <w:t xml:space="preserve">. Advancing these multi-dimensional paths, He et al.</w:t>
+      </w:r>
+      <w:r>
+        <w:t xml:space="preserve"> </w:t>
+      </w:r>
+      <w:r>
+        <w:t xml:space="preserve">(Li 2025)</w:t>
+      </w:r>
+      <w:r>
+        <w:t xml:space="preserve"> </w:t>
+      </w:r>
+      <w:r>
+        <w:t xml:space="preserve">developed the Multi-Chain Thought Prompt Learning framework, simulating human multi-path reasoning to deeply explore sentiment cues across diverse perspectives</w:t>
+      </w:r>
+      <w:r>
+        <w:t xml:space="preserve"> </w:t>
+      </w:r>
+      <w:r>
+        <w:t xml:space="preserve">(Li 2025; Shardlow 2025)</w:t>
+      </w:r>
+      <w:r>
+        <w:t xml:space="preserve">.</w:t>
+      </w:r>
+    </w:p>
+    <w:p>
+      <w:pPr>
+        <w:pStyle w:val="BodyText"/>
+      </w:pPr>
+      <w:r>
         <w:t xml:space="preserve">|p</w:t>
       </w:r>
       <w:r>
+        <w:t xml:space="preserve">1.8cm</w:t>
+      </w:r>
+      <w:r>
+        <w:t xml:space="preserve">|p</w:t>
+      </w:r>
+      <w:r>
         <w:t xml:space="preserve">3cm</w:t>
       </w:r>
       <w:r>
@@ -2243,138 +3130,192 @@
         <w:t xml:space="preserve"> </w:t>
       </w:r>
       <w:r>
-        <w:t xml:space="preserve">Authors &amp; Method / Approach &amp; Datasets &amp; Modalities Involved &amp; Key Contributions &amp; Limitations</w:t>
+        <w:t xml:space="preserve">Authors &amp; Method/Approach &amp; Datasets &amp; Modalities involved &amp; Key Contributions &amp; Limitations</w:t>
       </w:r>
       <w:r>
         <w:br/>
       </w:r>
       <w:r>
-        <w:t xml:space="preserve">Sandwidi &amp; Mukkolakal</w:t>
-      </w:r>
-      <w:r>
-        <w:t xml:space="preserve"> </w:t>
-      </w:r>
-      <w:r>
-        <w:t xml:space="preserve">(Mukkolakal 2022)</w:t>
-      </w:r>
-      <w:r>
-        <w:t xml:space="preserve"> </w:t>
-      </w:r>
-      <w:r>
-        <w:t xml:space="preserve">&amp; STBSA &amp; 125,000+ annotated data points &amp; Text &amp; 91.30% accuracy; focused attention on sustainability terms. &amp; Highly dependent on domain-specific annotated datasets.</w:t>
+        <w:t xml:space="preserve">Liu et al.</w:t>
+      </w:r>
+      <w:r>
+        <w:t xml:space="preserve"> </w:t>
+      </w:r>
+      <w:r>
+        <w:t xml:space="preserve">(C. L. A. G. C. A. Y. L. A. M. Wang 2026)</w:t>
+      </w:r>
+      <w:r>
+        <w:t xml:space="preserve"> </w:t>
+      </w:r>
+      <w:r>
+        <w:t xml:space="preserve">&amp; P-CoR &amp; Restaurant, Laptop &amp; Text &amp; 86.12% Acc/79.22% F1 on Rest; superior ISA performance. &amp; Requires deep contextual understanding; high complexity.</w:t>
       </w:r>
       <w:r>
         <w:br/>
       </w:r>
       <w:r>
-        <w:t xml:space="preserve">Lengkeek et al.</w:t>
-      </w:r>
-      <w:r>
-        <w:t xml:space="preserve"> </w:t>
-      </w:r>
-      <w:r>
-        <w:t xml:space="preserve">(Knaap AND Flavius Frăsincar 2023)</w:t>
-      </w:r>
-      <w:r>
-        <w:t xml:space="preserve"> </w:t>
-      </w:r>
-      <w:r>
-        <w:t xml:space="preserve">&amp; Two-step hierarchical structure &amp; Financial Question &amp; Answering &amp; Text &amp; Increased F1-score by 7.6% via parent-child aspect prediction. &amp; Two-step model adds structural and computational complexity.</w:t>
+        <w:t xml:space="preserve">Radi et al.</w:t>
+      </w:r>
+      <w:r>
+        <w:t xml:space="preserve"> </w:t>
+      </w:r>
+      <w:r>
+        <w:t xml:space="preserve">(Kaur 2025)</w:t>
+      </w:r>
+      <w:r>
+        <w:t xml:space="preserve"> </w:t>
+      </w:r>
+      <w:r>
+        <w:t xml:space="preserve">&amp; IS-COT &amp; Sem-Eval 2015/2016 &amp; Text &amp; 80.43 and 84.47 F1 scores; handles implicit targets. &amp; Specific to multi-opinion sentences; requires syntactic parsing.</w:t>
       </w:r>
       <w:r>
         <w:br/>
       </w:r>
       <w:r>
-        <w:t xml:space="preserve">Naskar et al.</w:t>
-      </w:r>
-      <w:r>
-        <w:t xml:space="preserve"> </w:t>
-      </w:r>
-      <w:r>
-        <w:t xml:space="preserve">(Dey 2024)</w:t>
-      </w:r>
-      <w:r>
-        <w:t xml:space="preserve"> </w:t>
-      </w:r>
-      <w:r>
-        <w:t xml:space="preserve">&amp; Multi-tasking sequence labeling &amp; Annotated articles (2015–2022) &amp; Text &amp; Detects GRI-based sustainability violations and incidents. &amp; Performance tied to the rigor and coverage of GRI standard definitions.</w:t>
+        <w:t xml:space="preserve">Guo et al.</w:t>
+      </w:r>
+      <w:r>
+        <w:t xml:space="preserve"> </w:t>
+      </w:r>
+      <w:r>
+        <w:t xml:space="preserve">(Y. G. A. Z. X. A. Y. Yang 2023)</w:t>
+      </w:r>
+      <w:r>
+        <w:t xml:space="preserve"> </w:t>
+      </w:r>
+      <w:r>
+        <w:t xml:space="preserve">&amp; Zero-shot/Few-shot In-context &amp; 9 Financial datasets &amp; Text &amp; Benchmark for financial LLM evaluation; strategies for example selection. &amp; Dependence on prompt construction; potential for hallucinations.</w:t>
       </w:r>
       <w:r>
         <w:br/>
       </w:r>
       <w:r>
-        <w:t xml:space="preserve">Ong et al.</w:t>
-      </w:r>
-      <w:r>
-        <w:t xml:space="preserve"> </w:t>
-      </w:r>
-      <w:r>
-        <w:t xml:space="preserve">(K. O. A. R. M. A. F. X. A. R. S. A. J. S. A. E. C. A. G. Mengaldo 2025)</w:t>
-      </w:r>
-      <w:r>
-        <w:t xml:space="preserve"> </w:t>
-      </w:r>
-      <w:r>
-        <w:t xml:space="preserve">&amp; Neurosymbolic Knowledge Base &amp; 1,679 SGX sustainability reports &amp; Text &amp; Hierarchical ESG taxonomy alignment via symbolic reasoning + GPT-4o. &amp; Reliant on LLM capabilities and manual development of parsing rules.</w:t>
+        <w:t xml:space="preserve">Wu et al.</w:t>
+      </w:r>
+      <w:r>
+        <w:t xml:space="preserve"> </w:t>
+      </w:r>
+      <w:r>
+        <w:t xml:space="preserve">(Xue 2025)</w:t>
+      </w:r>
+      <w:r>
+        <w:t xml:space="preserve"> </w:t>
+      </w:r>
+      <w:r>
+        <w:t xml:space="preserve">&amp; CoT (Self-Improve/Debate) &amp; 9 datasets &amp; Text &amp; Enhanced transparency; empirical baseline for multilingual ABSA. &amp; Performance depends on prompts; often falls short of task-specific models.</w:t>
       </w:r>
       <w:r>
         <w:br/>
       </w:r>
       <w:r>
-        <w:t xml:space="preserve">van der Heever et al.</w:t>
-      </w:r>
-      <w:r>
-        <w:t xml:space="preserve"> </w:t>
-      </w:r>
-      <w:r>
-        <w:t xml:space="preserve">(Heever AND Ranjan Satapathy AND Erik Cambria AND Rick Siow Mong Goh 2024)</w:t>
-      </w:r>
-      <w:r>
-        <w:t xml:space="preserve"> </w:t>
-      </w:r>
-      <w:r>
-        <w:t xml:space="preserve">&amp; Hybrid SenticNet + Deep Learning &amp; Diverse (reports/social/news) &amp; Text &amp; Enhanced interpretability and real-time monitoring of ESG trends. &amp; Requires careful synchronization between symbolic and neural layers.</w:t>
+        <w:t xml:space="preserve">Jin et al.</w:t>
+      </w:r>
+      <w:r>
+        <w:t xml:space="preserve"> </w:t>
+      </w:r>
+      <w:r>
+        <w:t xml:space="preserve">(W. J. A. J. W. A. Y. G. A. B. S. A. N. W. A. B. Z. A. G. Yang 2025)</w:t>
+      </w:r>
+      <w:r>
+        <w:t xml:space="preserve"> </w:t>
+      </w:r>
+      <w:r>
+        <w:t xml:space="preserve">&amp; BYD-OBS-ABSA &amp; 6 public datasets &amp; Text &amp; Self-adaptive instruction optimization to mitigate hallucinations. &amp; High reliance on prompting strategy quality.</w:t>
       </w:r>
       <w:r>
         <w:br/>
       </w:r>
       <w:r>
-        <w:t xml:space="preserve">Usmanova &amp; Usbeck</w:t>
-      </w:r>
-      <w:r>
-        <w:t xml:space="preserve"> </w:t>
-      </w:r>
-      <w:r>
-        <w:t xml:space="preserve">(Usbeck 2024)</w:t>
-      </w:r>
-      <w:r>
-        <w:t xml:space="preserve"> </w:t>
-      </w:r>
-      <w:r>
-        <w:t xml:space="preserve">&amp; LLM-Ontology integration &amp; Corporate sustainability reports &amp; Text &amp; ESRS-aligned knowledge graphs; reduced model hallucination. &amp; Dependent on the coverage and update frequency of the target ontology.</w:t>
+        <w:t xml:space="preserve">He et al.</w:t>
+      </w:r>
+      <w:r>
+        <w:t xml:space="preserve"> </w:t>
+      </w:r>
+      <w:r>
+        <w:t xml:space="preserve">(Li 2025)</w:t>
+      </w:r>
+      <w:r>
+        <w:t xml:space="preserve"> </w:t>
+      </w:r>
+      <w:r>
+        <w:t xml:space="preserve">&amp; MT-CPL &amp; General ABSA &amp; Text &amp; Multi-dimensional text comprehension; voting mechanisms. &amp; Intermediate steps may not always improve outcomes.</w:t>
       </w:r>
       <w:r>
         <w:br/>
       </w:r>
       <w:r>
-        <w:t xml:space="preserve">Iwata et al.</w:t>
-      </w:r>
-      <w:r>
-        <w:t xml:space="preserve"> </w:t>
-      </w:r>
-      <w:r>
-        <w:t xml:space="preserve">(Hisano 2025)</w:t>
-      </w:r>
-      <w:r>
-        <w:t xml:space="preserve"> </w:t>
-      </w:r>
-      <w:r>
-        <w:t xml:space="preserve">&amp; Semi-automatic ontology/RDF &amp; News content/Normative frameworks &amp; Text &amp; Links reported incidents to specific SDGs/UN Global Compact. &amp; Abstract frameworks may complicate standardized taxonomy mapping.</w:t>
+        <w:t xml:space="preserve">Ventirozos et al.</w:t>
+      </w:r>
+      <w:r>
+        <w:t xml:space="preserve"> </w:t>
+      </w:r>
+      <w:r>
+        <w:t xml:space="preserve">(Shardlow 2025)</w:t>
+      </w:r>
+      <w:r>
+        <w:t xml:space="preserve"> </w:t>
+      </w:r>
+      <w:r>
+        <w:t xml:space="preserve">&amp; UMR-based CoT &amp; 4 diverse datasets &amp; Text &amp; Structured reasoning using UMR for zero-shot ACSA. &amp; Performance is model-dependent; variable across scales.</w:t>
       </w:r>
       <w:r>
         <w:br/>
       </w:r>
       <w:r>
+        <w:t xml:space="preserve">Hellwig et al.</w:t>
+      </w:r>
+      <w:r>
+        <w:t xml:space="preserve"> </w:t>
+      </w:r>
+      <w:r>
+        <w:t xml:space="preserve">(N. C. H. A. J. F. A. C. Wolff 2024)</w:t>
+      </w:r>
+      <w:r>
+        <w:t xml:space="preserve"> </w:t>
+      </w:r>
+      <w:r>
+        <w:t xml:space="preserve">&amp; Synthetic data via few-shot &amp; Low-resource settings &amp; Text &amp; 81.33 F1 via few-shot synthetic augmentation. &amp; Efficiency gap compared to optimized fine-tuning.</w:t>
+      </w:r>
+      <w:r>
+        <w:br/>
+      </w:r>
+      <w:r>
+        <w:t xml:space="preserve">Ibn Ahad et al.</w:t>
+      </w:r>
+      <w:r>
+        <w:t xml:space="preserve"> </w:t>
+      </w:r>
+      <w:r>
+        <w:t xml:space="preserve">(Association for Computational Linguistics 2025 AND Ahad 2025)</w:t>
+      </w:r>
+      <w:r>
+        <w:t xml:space="preserve"> </w:t>
+      </w:r>
+      <w:r>
+        <w:t xml:space="preserve">&amp; Bidirectional Reasoning Supervision &amp; English, Hindi, Bengali, Telugu &amp; Text &amp; Consistent performance across resource levels; structured rationales. &amp; Requires fine-tuning; relies on quality of rationales.</w:t>
+      </w:r>
+      <w:r>
+        <w:br/>
+      </w:r>
+      <w:r>
+        <w:t xml:space="preserve">He et al.</w:t>
+      </w:r>
+      <w:r>
+        <w:t xml:space="preserve"> </w:t>
+      </w:r>
+      <w:r>
+        <w:t xml:space="preserve">(Computational Linguistics 2025 AND Chenyuan He AND Yuxiang Jia AND Hongde Liu AND Senbin Zhu 2025)</w:t>
+      </w:r>
+      <w:r>
+        <w:t xml:space="preserve"> </w:t>
+      </w:r>
+      <w:r>
+        <w:t xml:space="preserve">&amp; Cross-Lingual Collaboration &amp; 2 English, 1 Chinese &amp; Text &amp; Improved zero-shot sentiment accuracy; semantic alignment. &amp; Amplification of benefits dependent on linguistic similarity.</w:t>
+      </w:r>
+      <w:r>
+        <w:br/>
+      </w:r>
+      <w:r>
         <w:t xml:space="preserve">Prathama et al.</w:t>
       </w:r>
       <w:r>
@@ -2387,7 +3328,7 @@
         <w:t xml:space="preserve"> </w:t>
       </w:r>
       <w:r>
-        <w:t xml:space="preserve">&amp; ESG-IDX (BERT + LLM + Bi-LSTM) &amp; Indonesian news / IDX data &amp; Text, Time-series &amp; 31.11% reduction in RMSE for stock price prediction. &amp; Findings and models are specific to the Indonesian market context.</w:t>
+        <w:t xml:space="preserve">&amp; Hybrid BERT + LLM &amp; Indonesian News/IDX Data &amp; Text &amp; 31.11% RMSE reduction in stock price prediction. &amp; Hybrid complexity; reliant on news/stock integration.</w:t>
       </w:r>
       <w:r>
         <w:br/>
@@ -2405,56 +3346,39 @@
         <w:t xml:space="preserve"> </w:t>
       </w:r>
       <w:r>
-        <w:t xml:space="preserve">&amp; IndoBERT-large-p2 &amp; Instagram &amp; Text &amp; First open dataset for Indonesian environmental sentiment; 72.44% F1-score. &amp; Limited by informal linguistic structure of social media discourse.</w:t>
+        <w:t xml:space="preserve">&amp; IndoBERT variant &amp; Indonesian Instagram &amp; Text &amp; 72.44% F1-score; first open benchmark for Indonesian env. sentiment. &amp; Limited to specific social media context.</w:t>
       </w:r>
       <w:r>
         <w:br/>
       </w:r>
       <w:r>
-        <w:t xml:space="preserve">Zhang et al.</w:t>
-      </w:r>
-      <w:r>
-        <w:t xml:space="preserve"> </w:t>
-      </w:r>
-      <w:r>
-        <w:t xml:space="preserve">(Zhang 2025)</w:t>
-      </w:r>
-      <w:r>
-        <w:t xml:space="preserve"> </w:t>
-      </w:r>
-      <w:r>
-        <w:t xml:space="preserve">&amp; Contrastive Semantics + XLM-R &amp; Trilingual (Eng/Chi/Fra) &amp; Text &amp; 75.8% accuracy; robust cross-lingual semantic alignment. &amp; High computational cost for language-adaptive modulation.</w:t>
+        <w:t xml:space="preserve">Hirunsri &amp; Nadee</w:t>
+      </w:r>
+      <w:r>
+        <w:t xml:space="preserve"> </w:t>
+      </w:r>
+      <w:r>
+        <w:t xml:space="preserve">(Nadee 2024)</w:t>
+      </w:r>
+      <w:r>
+        <w:t xml:space="preserve"> </w:t>
+      </w:r>
+      <w:r>
+        <w:t xml:space="preserve">&amp; Domain-specific Transformers &amp; Thai Annual Reports &amp; Text &amp; Higher prediction accuracy than general-purpose models. &amp; High manual effort for data preparation and labeling.</w:t>
       </w:r>
       <w:r>
         <w:br/>
       </w:r>
-      <w:r>
-        <w:t xml:space="preserve">He et al.</w:t>
-      </w:r>
-      <w:r>
-        <w:t xml:space="preserve"> </w:t>
-      </w:r>
-      <w:r>
-        <w:t xml:space="preserve">(Computational Linguistics 2025 AND Chenyuan He AND Yuxiang Jia AND Hongde Liu AND Senbin Zhu 2025)</w:t>
-      </w:r>
-      <w:r>
-        <w:t xml:space="preserve"> </w:t>
-      </w:r>
-      <w:r>
-        <w:t xml:space="preserve">&amp; Cross-lingual collaboration &amp; 7 languages &amp; Text &amp; Improved zero-shot entity-level sentiment via semantic alignment. &amp; Effectiveness varies by linguistic distance; redundancy removal complexity.</w:t>
-      </w:r>
-      <w:r>
-        <w:br/>
-      </w:r>
-    </w:p>
-    <w:bookmarkEnd w:id="34"/>
-    <w:bookmarkStart w:id="37" w:name="Xd823220779ec74d29a4a99ab5e21462abdf9cc5"/>
+    </w:p>
+    <w:bookmarkEnd w:id="38"/>
+    <w:bookmarkEnd w:id="39"/>
+    <w:bookmarkStart w:id="41" w:name="knowledge-guided-ontology-based"/>
     <w:p>
       <w:pPr>
         <w:pStyle w:val="Heading2"/>
       </w:pPr>
       <w:r>
-        <w:t xml:space="preserve">Greenwashing Detection and ESG Verification</w:t>
+        <w:t xml:space="preserve">Knowledge-Guided, Ontology-Based</w:t>
       </w:r>
     </w:p>
     <w:p>
@@ -2462,971 +3386,37 @@
         <w:pStyle w:val="FirstParagraph"/>
       </w:pPr>
       <w:r>
-        <w:t xml:space="preserve">The research landscape for mitigating greenwashing and verifying Environmental, Social, and Governance disclosures has rapidly evolved from simple text classification to sophisticated, agentic architectures. Current literature focuses on three primary pillars: the development of domain-specific benchmarks, the application of hallucination mitigation strategies, and the design of robust, evidence-based verification frameworks.</w:t>
-      </w:r>
-    </w:p>
-    <w:bookmarkStart w:id="35" w:name="X81f10276662f6f5a96814b3c666c5e170163d0c"/>
-    <w:p>
-      <w:pPr>
-        <w:pStyle w:val="Heading3"/>
-      </w:pPr>
-      <w:r>
-        <w:t xml:space="preserve">Benchmark Development and Data-Driven Evaluation</w:t>
-      </w:r>
-    </w:p>
-    <w:p>
-      <w:pPr>
-        <w:pStyle w:val="FirstParagraph"/>
-      </w:pPr>
-      <w:r>
-        <w:t xml:space="preserve">To address the scarcity of high-quality data for training and evaluating models in sustainability domains, several researchers have introduced specialized benchmarks. Zhao et al.</w:t>
-      </w:r>
-      <w:r>
-        <w:t xml:space="preserve"> </w:t>
-      </w:r>
-      <w:r>
-        <w:t xml:space="preserve">(Yilei Zhao AND Wentao Zhang AND Lei Xiao AND Yandan Zheng AND Mengpu Liu AND Lim 2026)</w:t>
-      </w:r>
-      <w:r>
-        <w:t xml:space="preserve"> </w:t>
-      </w:r>
-      <w:r>
-        <w:t xml:space="preserve">developed a three-level hierarchical benchmark derived from 310 corporate sustainability reports, designed to test capabilities ranging from simple factual extraction to complex, multi-step auditing. Similarly, Bai et al.</w:t>
-      </w:r>
-      <w:r>
-        <w:t xml:space="preserve"> </w:t>
-      </w:r>
-      <w:r>
-        <w:t xml:space="preserve">(Artificial Intelligence 2026 AND Peizhen Bai AND Mali Jin AND Xingyi Song AND Siqi Sun AND Ben Wu AND Hanpei Zhang 2026)</w:t>
-      </w:r>
-      <w:r>
-        <w:t xml:space="preserve"> </w:t>
-      </w:r>
-      <w:r>
-        <w:t xml:space="preserve">introduced ESG-Bench, which utilizes human-annotated question-answer pairs grounded in real-world contexts to evaluate Large Language Model reasoning and factuality in compliance-critical environments. On a more granular level, Birti et al.</w:t>
-      </w:r>
-      <w:r>
-        <w:t xml:space="preserve"> </w:t>
-      </w:r>
-      <w:r>
-        <w:t xml:space="preserve">(Osborne 2025)</w:t>
-      </w:r>
-      <w:r>
-        <w:t xml:space="preserve"> </w:t>
-      </w:r>
-      <w:r>
-        <w:t xml:space="preserve">addressed the need for specific activity detection by constructing the ESG-Activities dataset, which comprises 1,325 labeled text segments mapped to the EU ESG taxonomy. These benchmarks demonstrate that fine-tuning on domain-specific data significantly improves classification accuracy compared to general-purpose prompting</w:t>
-      </w:r>
-      <w:r>
-        <w:t xml:space="preserve"> </w:t>
-      </w:r>
-      <w:r>
-        <w:t xml:space="preserve">(Osborne 2025)</w:t>
+        <w:t xml:space="preserve">The integration of structured domain knowledge with generative AI models has emerged as the definitive solution for overcoming the limitations of pure Large Language Models in Environmental, Social, and Governance analysis. While pure LLM approaches excel at pattern recognition, they are frequently constrained by "hallucinations", the generation of factually incorrect or ungrounded outputs, as well as challenges related to "immateriality" (the extraction of topics lacking business value) and "semantic alignment" (the mismatch between corporate narratives and standardized reporting frameworks)</w:t>
+      </w:r>
+      <w:r>
+        <w:t xml:space="preserve"> </w:t>
+      </w:r>
+      <w:r>
+        <w:t xml:space="preserve">(Cole 2024; K. O. A. R. M. A. F. X. A. R. S. A. J. S. A. E. C. A. G. Mengaldo 2025)</w:t>
+      </w:r>
+      <w:r>
+        <w:t xml:space="preserve">. To address these, recent research has transitioned from simple keyword-based NLP to sophisticated, structure-aware architectures that handle the fragmentation of non-financial reporting</w:t>
+      </w:r>
+      <w:r>
+        <w:t xml:space="preserve"> </w:t>
+      </w:r>
+      <w:r>
+        <w:t xml:space="preserve">(Wicaksono 2025; AND Wei Liu AND Chunyan Miao 2026)</w:t>
+      </w:r>
+      <w:r>
+        <w:t xml:space="preserve">. Recent literature classifies this progression into two stages: Data-to-KG (knowledge generation) and KG-to-App (application integration), distilled into paradigms such as ontology-first lifting, rule-supervised extraction, and agentic validation pipelines</w:t>
+      </w:r>
+      <w:r>
+        <w:t xml:space="preserve"> </w:t>
+      </w:r>
+      <w:r>
+        <w:t xml:space="preserve">(AND Wei Liu AND Chunyan Miao 2026)</w:t>
       </w:r>
       <w:r>
         <w:t xml:space="preserve">.</w:t>
       </w:r>
     </w:p>
-    <w:bookmarkEnd w:id="35"/>
-    <w:bookmarkStart w:id="36" w:name="X9c4ec5bc25b8f7f96a3c06e578a15387ee96c29"/>
-    <w:p>
-      <w:pPr>
-        <w:pStyle w:val="Heading3"/>
-      </w:pPr>
-      <w:r>
-        <w:t xml:space="preserve">Hallucination Mitigation and Uncertainty Estimation</w:t>
-      </w:r>
-    </w:p>
-    <w:p>
-      <w:pPr>
-        <w:pStyle w:val="FirstParagraph"/>
-      </w:pPr>
-      <w:r>
-        <w:t xml:space="preserve">Addressing the propensity of LLMs to hallucinate in compliance-critical environments is a focal point of recent research. Wu et al.</w:t>
-      </w:r>
-      <w:r>
-        <w:t xml:space="preserve"> </w:t>
-      </w:r>
-      <w:r>
-        <w:t xml:space="preserve">(Y. W. A. P. H. A. D. Wang 2025)</w:t>
-      </w:r>
-      <w:r>
-        <w:t xml:space="preserve"> </w:t>
-      </w:r>
-      <w:r>
-        <w:t xml:space="preserve">demonstrated the efficacy of a Chain-of-Verification method, which successfully reduced hallucination rates from 16% down to 10% in sustainability report scoring. Broader techniques for addressing these reliability gaps include logit-based uncertainty detection and Pareto optimal self-supervision, which allow systems to estimate the risk of erroneous outputs</w:t>
-      </w:r>
-      <w:r>
-        <w:t xml:space="preserve"> </w:t>
-      </w:r>
-      <w:r>
-        <w:t xml:space="preserve">(Shi 2025)</w:t>
-      </w:r>
-      <w:r>
-        <w:t xml:space="preserve">. In high-stakes financial advising, Jasem</w:t>
-      </w:r>
-      <w:r>
-        <w:t xml:space="preserve"> </w:t>
-      </w:r>
-      <w:r>
-        <w:t xml:space="preserve">(Jasem 2026)</w:t>
-      </w:r>
-      <w:r>
-        <w:t xml:space="preserve"> </w:t>
-      </w:r>
-      <w:r>
-        <w:t xml:space="preserve">proposes a framework utilizing semantic entropy-based uncertainty gating to trigger validation efforts dynamically and prevent unsupported claims. Similarly, Sood</w:t>
-      </w:r>
-      <w:r>
-        <w:t xml:space="preserve"> </w:t>
-      </w:r>
-      <w:r>
-        <w:t xml:space="preserve">(Sood 2026)</w:t>
-      </w:r>
-      <w:r>
-        <w:t xml:space="preserve"> </w:t>
-      </w:r>
-      <w:r>
-        <w:t xml:space="preserve">advocates for human–AI co-governance models within enterprise metaverse environments, where explainability, stress-testing, and escalation protocols serve to detect and constrain hallucinations in real-time.</w:t>
-      </w:r>
-    </w:p>
-    <w:p>
-      <w:pPr>
-        <w:pStyle w:val="BodyText"/>
-      </w:pPr>
-      <w:r>
-        <w:t xml:space="preserve">|p</w:t>
-      </w:r>
-      <w:r>
-        <w:t xml:space="preserve">1.8cm</w:t>
-      </w:r>
-      <w:r>
-        <w:t xml:space="preserve">|X|X|p</w:t>
-      </w:r>
-      <w:r>
-        <w:t xml:space="preserve">1.8cm</w:t>
-      </w:r>
-      <w:r>
-        <w:t xml:space="preserve">|X|X|</w:t>
-      </w:r>
-      <w:r>
-        <w:t xml:space="preserve"> </w:t>
-      </w:r>
-      <w:r>
-        <w:t xml:space="preserve">Authors &amp; Method/Approach &amp; Datasets &amp; Modalities involved &amp; Key Contributions &amp; Limitations</w:t>
-      </w:r>
-      <w:r>
-        <w:br/>
-      </w:r>
-      <w:r>
-        <w:t xml:space="preserve">Zhao et al.</w:t>
-      </w:r>
-      <w:r>
-        <w:t xml:space="preserve"> </w:t>
-      </w:r>
-      <w:r>
-        <w:t xml:space="preserve">(Yilei Zhao AND Wentao Zhang AND Lei Xiao AND Yandan Zheng AND Mengpu Liu AND Lim 2026)</w:t>
-      </w:r>
-      <w:r>
-        <w:t xml:space="preserve"> </w:t>
-      </w:r>
-      <w:r>
-        <w:t xml:space="preserve">&amp; Multi-agent system &amp; 310 corporate sustainability reports &amp; Text, Charts &amp; 84.15% accuracy on complex tasks; expert-level toolset. &amp; High complexity of multi-step auditing workflows.</w:t>
-      </w:r>
-      <w:r>
-        <w:br/>
-      </w:r>
-      <w:r>
-        <w:t xml:space="preserve">Wu et al.</w:t>
-      </w:r>
-      <w:r>
-        <w:t xml:space="preserve"> </w:t>
-      </w:r>
-      <w:r>
-        <w:t xml:space="preserve">(Y. W. A. P. H. A. D. Wang 2025)</w:t>
-      </w:r>
-      <w:r>
-        <w:t xml:space="preserve"> </w:t>
-      </w:r>
-      <w:r>
-        <w:t xml:space="preserve">&amp; Chain-of-Verification &amp; Sustainability reports (e.g., football) &amp; Text &amp; Reduced hallucination rate (16% → 10%); accuracy to 58%. &amp; Models cannot fully replace humans; overconfidence issues.</w:t>
-      </w:r>
-      <w:r>
-        <w:br/>
-      </w:r>
-      <w:r>
-        <w:t xml:space="preserve">Aguirre Calderón</w:t>
-      </w:r>
-      <w:r>
-        <w:t xml:space="preserve"> </w:t>
-      </w:r>
-      <w:r>
-        <w:t xml:space="preserve">(Calderón 2025)</w:t>
-      </w:r>
-      <w:r>
-        <w:t xml:space="preserve"> </w:t>
-      </w:r>
-      <w:r>
-        <w:t xml:space="preserve">&amp; RAG with post-gen verification layer &amp; Sustainability and research reports &amp; Text &amp; 80% reduction in analyst labor; citation traceability. &amp; Dependence on initial parsing and chunking quality.</w:t>
-      </w:r>
-      <w:r>
-        <w:br/>
-      </w:r>
-      <w:r>
-        <w:t xml:space="preserve">Moghe et al.</w:t>
-      </w:r>
-      <w:r>
-        <w:t xml:space="preserve"> </w:t>
-      </w:r>
-      <w:r>
-        <w:t xml:space="preserve">(Talekar 2025)</w:t>
-      </w:r>
-      <w:r>
-        <w:t xml:space="preserve"> </w:t>
-      </w:r>
-      <w:r>
-        <w:t xml:space="preserve">&amp; AuditGPT &amp; Audit reports, sales, regulatory texts &amp; Text &amp; Evidence-backed, structured verdicts (Compliant/Non-Compliant). &amp; Reliance on effective semantic retrieval for accuracy.</w:t>
-      </w:r>
-      <w:r>
-        <w:br/>
-      </w:r>
-      <w:r>
-        <w:t xml:space="preserve">Birti et al.</w:t>
-      </w:r>
-      <w:r>
-        <w:t xml:space="preserve"> </w:t>
-      </w:r>
-      <w:r>
-        <w:t xml:space="preserve">(Osborne 2025)</w:t>
-      </w:r>
-      <w:r>
-        <w:t xml:space="preserve"> </w:t>
-      </w:r>
-      <w:r>
-        <w:t xml:space="preserve">&amp; Fine-tuning LLMs &amp; ESG-Activities (1,325 segments) &amp; Text &amp; Enhanced accuracy for EU ESG taxonomy classification. &amp; General LLM limits in domain-specific contexts.</w:t>
-      </w:r>
-      <w:r>
-        <w:br/>
-      </w:r>
-      <w:r>
-        <w:t xml:space="preserve">Kaoukis et al.</w:t>
-      </w:r>
-      <w:r>
-        <w:t xml:space="preserve"> </w:t>
-      </w:r>
-      <w:r>
-        <w:t xml:space="preserve">(Kaoukis 2025)</w:t>
-      </w:r>
-      <w:r>
-        <w:t xml:space="preserve"> </w:t>
-      </w:r>
-      <w:r>
-        <w:t xml:space="preserve">&amp; KG-Augmented RAG &amp; Corporate ESG reports &amp; Text &amp; Verified, justification-centric verdicts; responsible abstention. &amp; Reliance on highly structured domain knowledge bases.</w:t>
-      </w:r>
-      <w:r>
-        <w:br/>
-      </w:r>
-      <w:r>
-        <w:t xml:space="preserve">Sood</w:t>
-      </w:r>
-      <w:r>
-        <w:t xml:space="preserve"> </w:t>
-      </w:r>
-      <w:r>
-        <w:t xml:space="preserve">(Sood 2026)</w:t>
-      </w:r>
-      <w:r>
-        <w:t xml:space="preserve"> </w:t>
-      </w:r>
-      <w:r>
-        <w:t xml:space="preserve">&amp; Adaptive human–AI co-governance &amp; Institutional advisory contexts &amp; Text &amp; Real-time explainability and stress-testing protocols. &amp; Requires cultural transformation and advisor upskilling.</w:t>
-      </w:r>
-      <w:r>
-        <w:br/>
-      </w:r>
-      <w:r>
-        <w:t xml:space="preserve">Nohr</w:t>
-      </w:r>
-      <w:r>
-        <w:t xml:space="preserve"> </w:t>
-      </w:r>
-      <w:r>
-        <w:t xml:space="preserve">(Nohr 2026)</w:t>
-      </w:r>
-      <w:r>
-        <w:t xml:space="preserve"> </w:t>
-      </w:r>
-      <w:r>
-        <w:t xml:space="preserve">&amp; Deterministic rule-layer &amp; Tokenized real-world assets &amp; Text / Ledger Data &amp; Cryptographically verifiable evidence; lifecycle provenance. &amp; Lack of flexibility compared to probabilistic LLM models.</w:t>
-      </w:r>
-      <w:r>
-        <w:br/>
-      </w:r>
-      <w:r>
-        <w:t xml:space="preserve">Bai et al.</w:t>
-      </w:r>
-      <w:r>
-        <w:t xml:space="preserve"> </w:t>
-      </w:r>
-      <w:r>
-        <w:t xml:space="preserve">(Artificial Intelligence 2026 AND Peizhen Bai AND Mali Jin AND Xingyi Song AND Siqi Sun AND Ben Wu AND Hanpei Zhang 2026)</w:t>
-      </w:r>
-      <w:r>
-        <w:t xml:space="preserve"> </w:t>
-      </w:r>
-      <w:r>
-        <w:t xml:space="preserve">&amp; CoT prompting &amp; ESG-Bench (human-annotated QA) &amp; Text &amp; Baseline for mitigating hallucinations in long-context reports. &amp; Complexity of reasoning over compliance-critical data.</w:t>
-      </w:r>
-      <w:r>
-        <w:br/>
-      </w:r>
-      <w:r>
-        <w:t xml:space="preserve">Jasem</w:t>
-      </w:r>
-      <w:r>
-        <w:t xml:space="preserve"> </w:t>
-      </w:r>
-      <w:r>
-        <w:t xml:space="preserve">(Jasem 2026)</w:t>
-      </w:r>
-      <w:r>
-        <w:t xml:space="preserve"> </w:t>
-      </w:r>
-      <w:r>
-        <w:t xml:space="preserve">&amp; Multi-layer self-verification &amp; uncertainty gating &amp; Communications applications &amp; Text &amp; Dynamic control of verification effort and error detection. &amp; RAG fails to completely prevent all citation hallucinations.</w:t>
-      </w:r>
-      <w:r>
-        <w:br/>
-      </w:r>
-      <w:r>
-        <w:t xml:space="preserve">Zhang et al.</w:t>
-      </w:r>
-      <w:r>
-        <w:t xml:space="preserve"> </w:t>
-      </w:r>
-      <w:r>
-        <w:t xml:space="preserve">(Shi 2025)</w:t>
-      </w:r>
-      <w:r>
-        <w:t xml:space="preserve"> </w:t>
-      </w:r>
-      <w:r>
-        <w:t xml:space="preserve">&amp; Survey of detection techniques &amp; Survey literature &amp; Text &amp; Categorization of logit-based and Pareto self-supervision methods. &amp; Difficulty identifying imperceptible or hidden false info.</w:t>
-      </w:r>
-      <w:r>
-        <w:br/>
-      </w:r>
-    </w:p>
-    <w:bookmarkEnd w:id="36"/>
-    <w:bookmarkEnd w:id="37"/>
-    <w:bookmarkStart w:id="40" w:name="X1f6bb1e2566807c59fe4c0d8de40d6c69f69dd6"/>
-    <w:p>
-      <w:pPr>
-        <w:pStyle w:val="Heading2"/>
-      </w:pPr>
-      <w:r>
-        <w:t xml:space="preserve">LLM with Zero-shot, Few-shot and Chain-of-thought in Aspect-based Sentiment Analysis</w:t>
-      </w:r>
-    </w:p>
-    <w:p>
-      <w:pPr>
-        <w:pStyle w:val="FirstParagraph"/>
-      </w:pPr>
-      <w:r>
-        <w:t xml:space="preserve">The landscape of Aspect-based Sentiment Analysis has undergone a significant paradigm shift, moving from supervised fine-tuning of Pre-trained Language Models to generative paradigms leveraging Large Language Models</w:t>
-      </w:r>
-      <w:r>
-        <w:t xml:space="preserve"> </w:t>
-      </w:r>
-      <w:r>
-        <w:t xml:space="preserve">(Xue 2025; Z. M. A. M. P. A. Y. H. A. L. Y. A. W. Wang 2024)</w:t>
-      </w:r>
-      <w:r>
-        <w:t xml:space="preserve">. While early methods relied on sequence tagging and auxiliary subtasks to identify aspect terms and sentiment polarity, contemporary research focuses on the adaptability and in-context learning capabilities of LLMs to overcome data scarcity and cross-domain generalization challenges</w:t>
-      </w:r>
-      <w:r>
-        <w:t xml:space="preserve"> </w:t>
-      </w:r>
-      <w:r>
-        <w:t xml:space="preserve">(N. C. H. A. J. F. A. C. Wolff 2024; J. F. A. U. K. A. N. C. H. A. C. Wolff 2026)</w:t>
-      </w:r>
-      <w:r>
-        <w:t xml:space="preserve">.</w:t>
-      </w:r>
-    </w:p>
-    <w:bookmarkStart w:id="38" w:name="Xdc2136bf8c9730919ec70089da948c873a737d4"/>
-    <w:p>
-      <w:pPr>
-        <w:pStyle w:val="Heading3"/>
-      </w:pPr>
-      <w:r>
-        <w:t xml:space="preserve">In-Context Learning and Domain-Specific Adaptation</w:t>
-      </w:r>
-    </w:p>
-    <w:p>
-      <w:pPr>
-        <w:pStyle w:val="FirstParagraph"/>
-      </w:pPr>
-      <w:r>
-        <w:t xml:space="preserve">Zero-shot and few-shot in-context learning have emerged as efficient alternatives to the resource-intensive process of fine-tuning. Guo et al.</w:t>
-      </w:r>
-      <w:r>
-        <w:t xml:space="preserve"> </w:t>
-      </w:r>
-      <w:r>
-        <w:t xml:space="preserve">(Y. G. A. Z. X. A. Y. Yang 2023)</w:t>
-      </w:r>
-      <w:r>
-        <w:t xml:space="preserve"> </w:t>
-      </w:r>
-      <w:r>
-        <w:t xml:space="preserve">established a foundational evaluation framework for financial NLP, demonstrating that decoder-only models can perform aspect-based financial sentiment analysis using manual zero-shot and few-shot prompts. In subsequent evaluations, Guo et al.</w:t>
-      </w:r>
-      <w:r>
-        <w:t xml:space="preserve"> </w:t>
-      </w:r>
-      <w:r>
-        <w:t xml:space="preserve">(Y. G. A. Z. X. A. Y. Yang 2023)</w:t>
-      </w:r>
-      <w:r>
-        <w:t xml:space="preserve"> </w:t>
-      </w:r>
-      <w:r>
-        <w:t xml:space="preserve">utilized nine financial datasets to show that example selection—whether random or based on similarity—significantly impacts ChatGPT’s performance.</w:t>
-      </w:r>
-    </w:p>
-    <w:p>
-      <w:pPr>
-        <w:pStyle w:val="BodyText"/>
-      </w:pPr>
-      <w:r>
-        <w:t xml:space="preserve">To maximize the utility of these models, researchers have focused on self-adaptive instruction optimization and data augmentation. Jin et al.</w:t>
-      </w:r>
-      <w:r>
-        <w:t xml:space="preserve"> </w:t>
-      </w:r>
-      <w:r>
-        <w:t xml:space="preserve">(W. J. A. J. W. A. Y. G. A. B. S. A. N. W. A. B. Z. A. G. Yang 2025)</w:t>
-      </w:r>
-      <w:r>
-        <w:t xml:space="preserve"> </w:t>
-      </w:r>
-      <w:r>
-        <w:t xml:space="preserve">proposed the BYD-OBS-ABSA framework, which employs a random search bootstrap algorithm to iteratively refine instructions and mitigate LLM hallucinations. In low-resource settings, Hellwig et al.</w:t>
-      </w:r>
-      <w:r>
-        <w:t xml:space="preserve"> </w:t>
-      </w:r>
-      <w:r>
-        <w:t xml:space="preserve">(N. C. H. A. J. F. A. C. Wolff 2024)</w:t>
-      </w:r>
-      <w:r>
-        <w:t xml:space="preserve"> </w:t>
-      </w:r>
-      <w:r>
-        <w:t xml:space="preserve">investigated the use of few-shot prompting to generate synthetic training samples, significantly enhancing F1 scores for Aspect Category Detection.</w:t>
-      </w:r>
-    </w:p>
-    <w:p>
-      <w:pPr>
-        <w:pStyle w:val="BodyText"/>
-      </w:pPr>
-      <w:r>
-        <w:t xml:space="preserve">The application of LLMs in specialized regional domains further highlights these capabilities. Prathama et al.</w:t>
-      </w:r>
-      <w:r>
-        <w:t xml:space="preserve"> </w:t>
-      </w:r>
-      <w:r>
-        <w:t xml:space="preserve">(Septiandri 2025)</w:t>
-      </w:r>
-      <w:r>
-        <w:t xml:space="preserve"> </w:t>
-      </w:r>
-      <w:r>
-        <w:t xml:space="preserve">utilized a hybrid approach where BERT handles aspect classification and generative LLMs manage sentiment for Indonesian news, resulting in a 31.11% decrease in RMSE for stock price prediction. Similarly, Hirunsri and Nadee</w:t>
-      </w:r>
-      <w:r>
-        <w:t xml:space="preserve"> </w:t>
-      </w:r>
-      <w:r>
-        <w:t xml:space="preserve">(Nadee 2024)</w:t>
-      </w:r>
-      <w:r>
-        <w:t xml:space="preserve"> </w:t>
-      </w:r>
-      <w:r>
-        <w:t xml:space="preserve">applied Transformers to Thai ESG annual reports, finding that domain-specific models achieve higher accuracy than general-purpose ones. Multilingual challenges are also addressed through bidirectional reasoning supervision by Ibn Ahad et al.</w:t>
-      </w:r>
-      <w:r>
-        <w:t xml:space="preserve"> </w:t>
-      </w:r>
-      <w:r>
-        <w:t xml:space="preserve">(Association for Computational Linguistics 2025 AND Ahad 2025)</w:t>
-      </w:r>
-      <w:r>
-        <w:t xml:space="preserve">, which integrates positive and negative rationales across English, Hindi, Bengali, and Telugu, while He et al.</w:t>
-      </w:r>
-      <w:r>
-        <w:t xml:space="preserve"> </w:t>
-      </w:r>
-      <w:r>
-        <w:t xml:space="preserve">(Computational Linguistics 2025 AND Chenyuan He AND Yuxiang Jia AND Hongde Liu AND Senbin Zhu 2025)</w:t>
-      </w:r>
-      <w:r>
-        <w:t xml:space="preserve"> </w:t>
-      </w:r>
-      <w:r>
-        <w:t xml:space="preserve">introduced Cross-Lingual Collaboration to align semantic structures for zero-shot entity-level sentiment analysis.</w:t>
-      </w:r>
-    </w:p>
-    <w:bookmarkEnd w:id="38"/>
-    <w:bookmarkStart w:id="39" w:name="Xa879677a09c28ae325a8fd70a521de01f40c688"/>
-    <w:p>
-      <w:pPr>
-        <w:pStyle w:val="Heading3"/>
-      </w:pPr>
-      <w:r>
-        <w:t xml:space="preserve">Chain-of-Thought and Reasoning Frameworks</w:t>
-      </w:r>
-    </w:p>
-    <w:p>
-      <w:pPr>
-        <w:pStyle w:val="FirstParagraph"/>
-      </w:pPr>
-      <w:r>
-        <w:t xml:space="preserve">The limitation of standard prompt-based learning in handling complex, multi-opinion sentences has led to the development of reasoning-centric frameworks. Ventirozos et al.</w:t>
-      </w:r>
-      <w:r>
-        <w:t xml:space="preserve"> </w:t>
-      </w:r>
-      <w:r>
-        <w:t xml:space="preserve">(Shardlow 2025)</w:t>
-      </w:r>
-      <w:r>
-        <w:t xml:space="preserve"> </w:t>
-      </w:r>
-      <w:r>
-        <w:t xml:space="preserve">introduced a technique using Unified Meaning Representation to structure reasoning, while Wu et al.</w:t>
-      </w:r>
-      <w:r>
-        <w:t xml:space="preserve"> </w:t>
-      </w:r>
-      <w:r>
-        <w:t xml:space="preserve">(Xue 2025)</w:t>
-      </w:r>
-      <w:r>
-        <w:t xml:space="preserve"> </w:t>
-      </w:r>
-      <w:r>
-        <w:t xml:space="preserve">highlighted that self-improvement and self-debate mechanisms significantly enhance transparency and accuracy in multi-step tasks. Wu et al.</w:t>
-      </w:r>
-      <w:r>
-        <w:t xml:space="preserve"> </w:t>
-      </w:r>
-      <w:r>
-        <w:t xml:space="preserve">(Xue 2025)</w:t>
-      </w:r>
-      <w:r>
-        <w:t xml:space="preserve"> </w:t>
-      </w:r>
-      <w:r>
-        <w:t xml:space="preserve">also found that while LLMs show promise in multilingual ABSA, they often require sophisticated reasoning paths to match task-specific models.</w:t>
-      </w:r>
-    </w:p>
-    <w:p>
-      <w:pPr>
-        <w:pStyle w:val="BodyText"/>
-      </w:pPr>
-      <w:r>
-        <w:t xml:space="preserve">To address the nuances of implicit sentiment analysis, where sentiment indicators are not explicit, researchers have introduced progressive and syntactic strategies. Liu et al.</w:t>
-      </w:r>
-      <w:r>
-        <w:t xml:space="preserve"> </w:t>
-      </w:r>
-      <w:r>
-        <w:t xml:space="preserve">(C. L. A. G. C. A. Y. L. A. M. Wang 2026)</w:t>
-      </w:r>
-      <w:r>
-        <w:t xml:space="preserve"> </w:t>
-      </w:r>
-      <w:r>
-        <w:t xml:space="preserve">proposed the Progressive Chain-of-thought framework, incorporating Tree-of-Thought and chain self-consistency to infer intensity and opinion reasons, achieving 86.12% accuracy on the restaurant dataset</w:t>
-      </w:r>
-      <w:r>
-        <w:t xml:space="preserve"> </w:t>
-      </w:r>
-      <w:r>
-        <w:t xml:space="preserve">(C. L. A. G. C. A. Y. L. A. M. Wang 2026)</w:t>
-      </w:r>
-      <w:r>
-        <w:t xml:space="preserve">. Similarly, Radi et al.</w:t>
-      </w:r>
-      <w:r>
-        <w:t xml:space="preserve"> </w:t>
-      </w:r>
-      <w:r>
-        <w:t xml:space="preserve">(Kaur 2025)</w:t>
-      </w:r>
-      <w:r>
-        <w:t xml:space="preserve"> </w:t>
-      </w:r>
-      <w:r>
-        <w:t xml:space="preserve">introduced the Iterative Syntactic-Guided Chain of Thought framework, which leverages dependency parsing to navigate multi-opinion contexts, achieving F1 scores of 80.43 and 84.47 on the Sem-Eval 2015 and 2016 datasets</w:t>
-      </w:r>
-      <w:r>
-        <w:t xml:space="preserve"> </w:t>
-      </w:r>
-      <w:r>
-        <w:t xml:space="preserve">(Kaur 2025)</w:t>
-      </w:r>
-      <w:r>
-        <w:t xml:space="preserve">. Advancing these multi-dimensional paths, He et al.</w:t>
-      </w:r>
-      <w:r>
-        <w:t xml:space="preserve"> </w:t>
-      </w:r>
-      <w:r>
-        <w:t xml:space="preserve">(Li 2025)</w:t>
-      </w:r>
-      <w:r>
-        <w:t xml:space="preserve"> </w:t>
-      </w:r>
-      <w:r>
-        <w:t xml:space="preserve">developed the Multi-Chain Thought Prompt Learning framework, simulating human multi-path reasoning to deeply explore sentiment cues across diverse perspectives</w:t>
-      </w:r>
-      <w:r>
-        <w:t xml:space="preserve"> </w:t>
-      </w:r>
-      <w:r>
-        <w:t xml:space="preserve">(Li 2025; Shardlow 2025)</w:t>
-      </w:r>
-      <w:r>
-        <w:t xml:space="preserve">.</w:t>
-      </w:r>
-    </w:p>
-    <w:p>
-      <w:pPr>
-        <w:pStyle w:val="BodyText"/>
-      </w:pPr>
-      <w:r>
-        <w:t xml:space="preserve">|p</w:t>
-      </w:r>
-      <w:r>
-        <w:t xml:space="preserve">1.8cm</w:t>
-      </w:r>
-      <w:r>
-        <w:t xml:space="preserve">|p</w:t>
-      </w:r>
-      <w:r>
-        <w:t xml:space="preserve">3cm</w:t>
-      </w:r>
-      <w:r>
-        <w:t xml:space="preserve">|p</w:t>
-      </w:r>
-      <w:r>
-        <w:t xml:space="preserve">3cm</w:t>
-      </w:r>
-      <w:r>
-        <w:t xml:space="preserve">|p</w:t>
-      </w:r>
-      <w:r>
-        <w:t xml:space="preserve">1.8cm</w:t>
-      </w:r>
-      <w:r>
-        <w:t xml:space="preserve">|X|X|</w:t>
-      </w:r>
-      <w:r>
-        <w:t xml:space="preserve"> </w:t>
-      </w:r>
-      <w:r>
-        <w:t xml:space="preserve">Authors &amp; Method/Approach &amp; Datasets &amp; Modalities involved &amp; Key Contributions &amp; Limitations</w:t>
-      </w:r>
-      <w:r>
-        <w:br/>
-      </w:r>
-      <w:r>
-        <w:t xml:space="preserve">Liu et al.</w:t>
-      </w:r>
-      <w:r>
-        <w:t xml:space="preserve"> </w:t>
-      </w:r>
-      <w:r>
-        <w:t xml:space="preserve">(C. L. A. G. C. A. Y. L. A. M. Wang 2026)</w:t>
-      </w:r>
-      <w:r>
-        <w:t xml:space="preserve"> </w:t>
-      </w:r>
-      <w:r>
-        <w:t xml:space="preserve">&amp; P-CoR &amp; Restaurant, Laptop &amp; Text &amp; 86.12% Acc/79.22% F1 on Rest; superior ISA performance. &amp; Requires deep contextual understanding; high complexity.</w:t>
-      </w:r>
-      <w:r>
-        <w:br/>
-      </w:r>
-      <w:r>
-        <w:t xml:space="preserve">Radi et al.</w:t>
-      </w:r>
-      <w:r>
-        <w:t xml:space="preserve"> </w:t>
-      </w:r>
-      <w:r>
-        <w:t xml:space="preserve">(Kaur 2025)</w:t>
-      </w:r>
-      <w:r>
-        <w:t xml:space="preserve"> </w:t>
-      </w:r>
-      <w:r>
-        <w:t xml:space="preserve">&amp; IS-COT &amp; Sem-Eval 2015/2016 &amp; Text &amp; 80.43 and 84.47 F1 scores; handles implicit targets. &amp; Specific to multi-opinion sentences; requires syntactic parsing.</w:t>
-      </w:r>
-      <w:r>
-        <w:br/>
-      </w:r>
-      <w:r>
-        <w:t xml:space="preserve">Guo et al.</w:t>
-      </w:r>
-      <w:r>
-        <w:t xml:space="preserve"> </w:t>
-      </w:r>
-      <w:r>
-        <w:t xml:space="preserve">(Y. G. A. Z. X. A. Y. Yang 2023)</w:t>
-      </w:r>
-      <w:r>
-        <w:t xml:space="preserve"> </w:t>
-      </w:r>
-      <w:r>
-        <w:t xml:space="preserve">&amp; Zero-shot/Few-shot In-context &amp; 9 Financial datasets &amp; Text &amp; Benchmark for financial LLM evaluation; strategies for example selection. &amp; Dependence on prompt construction; potential for hallucinations.</w:t>
-      </w:r>
-      <w:r>
-        <w:br/>
-      </w:r>
-      <w:r>
-        <w:t xml:space="preserve">Wu et al.</w:t>
-      </w:r>
-      <w:r>
-        <w:t xml:space="preserve"> </w:t>
-      </w:r>
-      <w:r>
-        <w:t xml:space="preserve">(Xue 2025)</w:t>
-      </w:r>
-      <w:r>
-        <w:t xml:space="preserve"> </w:t>
-      </w:r>
-      <w:r>
-        <w:t xml:space="preserve">&amp; CoT (Self-Improve/Debate) &amp; 9 datasets &amp; Text &amp; Enhanced transparency; empirical baseline for multilingual ABSA. &amp; Performance depends on prompts; often falls short of task-specific models.</w:t>
-      </w:r>
-      <w:r>
-        <w:br/>
-      </w:r>
-      <w:r>
-        <w:t xml:space="preserve">Jin et al.</w:t>
-      </w:r>
-      <w:r>
-        <w:t xml:space="preserve"> </w:t>
-      </w:r>
-      <w:r>
-        <w:t xml:space="preserve">(W. J. A. J. W. A. Y. G. A. B. S. A. N. W. A. B. Z. A. G. Yang 2025)</w:t>
-      </w:r>
-      <w:r>
-        <w:t xml:space="preserve"> </w:t>
-      </w:r>
-      <w:r>
-        <w:t xml:space="preserve">&amp; BYD-OBS-ABSA &amp; 6 public datasets &amp; Text &amp; Self-adaptive instruction optimization to mitigate hallucinations. &amp; High reliance on prompting strategy quality.</w:t>
-      </w:r>
-      <w:r>
-        <w:br/>
-      </w:r>
-      <w:r>
-        <w:t xml:space="preserve">He et al.</w:t>
-      </w:r>
-      <w:r>
-        <w:t xml:space="preserve"> </w:t>
-      </w:r>
-      <w:r>
-        <w:t xml:space="preserve">(Li 2025)</w:t>
-      </w:r>
-      <w:r>
-        <w:t xml:space="preserve"> </w:t>
-      </w:r>
-      <w:r>
-        <w:t xml:space="preserve">&amp; MT-CPL &amp; General ABSA &amp; Text &amp; Multi-dimensional text comprehension; voting mechanisms. &amp; Intermediate steps may not always improve outcomes.</w:t>
-      </w:r>
-      <w:r>
-        <w:br/>
-      </w:r>
-      <w:r>
-        <w:t xml:space="preserve">Ventirozos et al.</w:t>
-      </w:r>
-      <w:r>
-        <w:t xml:space="preserve"> </w:t>
-      </w:r>
-      <w:r>
-        <w:t xml:space="preserve">(Shardlow 2025)</w:t>
-      </w:r>
-      <w:r>
-        <w:t xml:space="preserve"> </w:t>
-      </w:r>
-      <w:r>
-        <w:t xml:space="preserve">&amp; UMR-based CoT &amp; 4 diverse datasets &amp; Text &amp; Structured reasoning using UMR for zero-shot ACSA. &amp; Performance is model-dependent; variable across scales.</w:t>
-      </w:r>
-      <w:r>
-        <w:br/>
-      </w:r>
-      <w:r>
-        <w:t xml:space="preserve">Hellwig et al.</w:t>
-      </w:r>
-      <w:r>
-        <w:t xml:space="preserve"> </w:t>
-      </w:r>
-      <w:r>
-        <w:t xml:space="preserve">(N. C. H. A. J. F. A. C. Wolff 2024)</w:t>
-      </w:r>
-      <w:r>
-        <w:t xml:space="preserve"> </w:t>
-      </w:r>
-      <w:r>
-        <w:t xml:space="preserve">&amp; Synthetic data via few-shot &amp; Low-resource settings &amp; Text &amp; 81.33 F1 via few-shot synthetic augmentation. &amp; Efficiency gap compared to optimized fine-tuning.</w:t>
-      </w:r>
-      <w:r>
-        <w:br/>
-      </w:r>
-      <w:r>
-        <w:t xml:space="preserve">Ibn Ahad et al.</w:t>
-      </w:r>
-      <w:r>
-        <w:t xml:space="preserve"> </w:t>
-      </w:r>
-      <w:r>
-        <w:t xml:space="preserve">(Association for Computational Linguistics 2025 AND Ahad 2025)</w:t>
-      </w:r>
-      <w:r>
-        <w:t xml:space="preserve"> </w:t>
-      </w:r>
-      <w:r>
-        <w:t xml:space="preserve">&amp; Bidirectional Reasoning Supervision &amp; English, Hindi, Bengali, Telugu &amp; Text &amp; Consistent performance across resource levels; structured rationales. &amp; Requires fine-tuning; relies on quality of rationales.</w:t>
-      </w:r>
-      <w:r>
-        <w:br/>
-      </w:r>
-      <w:r>
-        <w:t xml:space="preserve">He et al.</w:t>
-      </w:r>
-      <w:r>
-        <w:t xml:space="preserve"> </w:t>
-      </w:r>
-      <w:r>
-        <w:t xml:space="preserve">(Computational Linguistics 2025 AND Chenyuan He AND Yuxiang Jia AND Hongde Liu AND Senbin Zhu 2025)</w:t>
-      </w:r>
-      <w:r>
-        <w:t xml:space="preserve"> </w:t>
-      </w:r>
-      <w:r>
-        <w:t xml:space="preserve">&amp; Cross-Lingual Collaboration &amp; 2 English, 1 Chinese &amp; Text &amp; Improved zero-shot sentiment accuracy; semantic alignment. &amp; Amplification of benefits dependent on linguistic similarity.</w:t>
-      </w:r>
-      <w:r>
-        <w:br/>
-      </w:r>
-      <w:r>
-        <w:t xml:space="preserve">Prathama et al.</w:t>
-      </w:r>
-      <w:r>
-        <w:t xml:space="preserve"> </w:t>
-      </w:r>
-      <w:r>
-        <w:t xml:space="preserve">(Septiandri 2025)</w:t>
-      </w:r>
-      <w:r>
-        <w:t xml:space="preserve"> </w:t>
-      </w:r>
-      <w:r>
-        <w:t xml:space="preserve">&amp; Hybrid BERT + LLM &amp; Indonesian News/IDX Data &amp; Text &amp; 31.11% RMSE reduction in stock price prediction. &amp; Hybrid complexity; reliant on news/stock integration.</w:t>
-      </w:r>
-      <w:r>
-        <w:br/>
-      </w:r>
-      <w:r>
-        <w:t xml:space="preserve">Octovianto et al.</w:t>
-      </w:r>
-      <w:r>
-        <w:t xml:space="preserve"> </w:t>
-      </w:r>
-      <w:r>
-        <w:t xml:space="preserve">(Budi 2025)</w:t>
-      </w:r>
-      <w:r>
-        <w:t xml:space="preserve"> </w:t>
-      </w:r>
-      <w:r>
-        <w:t xml:space="preserve">&amp; IndoBERT variant &amp; Indonesian Instagram &amp; Text &amp; 72.44% F1-score; first open benchmark for Indonesian env. sentiment. &amp; Limited to specific social media context.</w:t>
-      </w:r>
-      <w:r>
-        <w:br/>
-      </w:r>
-      <w:r>
-        <w:t xml:space="preserve">Hirunsri &amp; Nadee</w:t>
-      </w:r>
-      <w:r>
-        <w:t xml:space="preserve"> </w:t>
-      </w:r>
-      <w:r>
-        <w:t xml:space="preserve">(Nadee 2024)</w:t>
-      </w:r>
-      <w:r>
-        <w:t xml:space="preserve"> </w:t>
-      </w:r>
-      <w:r>
-        <w:t xml:space="preserve">&amp; Domain-specific Transformers &amp; Thai Annual Reports &amp; Text &amp; Higher prediction accuracy than general-purpose models. &amp; High manual effort for data preparation and labeling.</w:t>
-      </w:r>
-      <w:r>
-        <w:br/>
-      </w:r>
-    </w:p>
-    <w:bookmarkEnd w:id="39"/>
-    <w:bookmarkEnd w:id="40"/>
-    <w:bookmarkStart w:id="42" w:name="knowledge-guided-ontology-based"/>
-    <w:p>
-      <w:pPr>
-        <w:pStyle w:val="Heading2"/>
-      </w:pPr>
-      <w:r>
-        <w:t xml:space="preserve">Knowledge-Guided, Ontology-Based</w:t>
-      </w:r>
-    </w:p>
-    <w:p>
-      <w:pPr>
-        <w:pStyle w:val="FirstParagraph"/>
-      </w:pPr>
-      <w:r>
-        <w:t xml:space="preserve">The integration of structured domain knowledge with generative AI models has emerged as the definitive solution for overcoming the limitations of pure Large Language Models in Environmental, Social, and Governance analysis. While pure LLM approaches excel at pattern recognition, they are frequently constrained by "hallucinations"—the generation of factually incorrect or ungrounded outputs—as well as challenges related to "immateriality" (the extraction of topics lacking business value) and "semantic alignment" (the mismatch between corporate narratives and standardized reporting frameworks)</w:t>
-      </w:r>
-      <w:r>
-        <w:t xml:space="preserve"> </w:t>
-      </w:r>
-      <w:r>
-        <w:t xml:space="preserve">(Cole 2024; K. O. A. R. M. A. F. X. A. R. S. A. J. S. A. E. C. A. G. Mengaldo 2025)</w:t>
-      </w:r>
-      <w:r>
-        <w:t xml:space="preserve">. To address these, recent research has transitioned from simple keyword-based NLP to sophisticated, structure-aware architectures that handle the fragmentation of non-financial reporting</w:t>
-      </w:r>
-      <w:r>
-        <w:t xml:space="preserve"> </w:t>
-      </w:r>
-      <w:r>
-        <w:t xml:space="preserve">(Wicaksono 2025; AND Wei Liu AND Chunyan Miao 2026)</w:t>
-      </w:r>
-      <w:r>
-        <w:t xml:space="preserve">. Recent literature classifies this progression into two stages: Data-to-KG (knowledge generation) and KG-to-App (application integration), distilled into paradigms such as ontology-first lifting, rule-supervised extraction, and agentic validation pipelines</w:t>
-      </w:r>
-      <w:r>
-        <w:t xml:space="preserve"> </w:t>
-      </w:r>
-      <w:r>
-        <w:t xml:space="preserve">(AND Wei Liu AND Chunyan Miao 2026)</w:t>
-      </w:r>
-      <w:r>
-        <w:t xml:space="preserve">.</w:t>
-      </w:r>
-    </w:p>
-    <w:bookmarkStart w:id="41" w:name="X997f6450f0c160cafc5958b2a5cf026db458fd1"/>
+    <w:bookmarkStart w:id="40" w:name="X997f6450f0c160cafc5958b2a5cf026db458fd1"/>
     <w:p>
       <w:pPr>
         <w:pStyle w:val="Heading3"/>
@@ -3802,15 +3792,689 @@
         <w:br/>
       </w:r>
     </w:p>
+    <w:bookmarkEnd w:id="40"/>
     <w:bookmarkEnd w:id="41"/>
+    <w:bookmarkStart w:id="44" w:name="X809d903288ff3d0d5165c8585fa4c7379999fcb"/>
+    <w:p>
+      <w:pPr>
+        <w:pStyle w:val="Heading2"/>
+      </w:pPr>
+      <w:r>
+        <w:t xml:space="preserve">ESG Datasets, Benchmarks, and Evaluation Practices</w:t>
+      </w:r>
+    </w:p>
+    <w:p>
+      <w:pPr>
+        <w:pStyle w:val="FirstParagraph"/>
+      </w:pPr>
+      <w:r>
+        <w:t xml:space="preserve">The recent proliferation of Large Language Models in the domain of Environmental, Social, and Governance analysis has necessitated a transition from general-purpose document processing to specialized, verifiable frameworks. Current literature is defined by two primary streams: the development of gold-standard benchmarks for domain-specific information extraction, the implementation of robust hallucination mitigation and verification strategies</w:t>
+      </w:r>
+    </w:p>
+    <w:bookmarkStart w:id="42" w:name="esg-benchmark-design-and-data-gaps"/>
+    <w:p>
+      <w:pPr>
+        <w:pStyle w:val="Heading3"/>
+      </w:pPr>
+      <w:r>
+        <w:t xml:space="preserve">ESG Benchmark Design and Data Gaps</w:t>
+      </w:r>
+    </w:p>
+    <w:p>
+      <w:pPr>
+        <w:pStyle w:val="FirstParagraph"/>
+      </w:pPr>
+      <w:r>
+        <w:t xml:space="preserve">Early research addressed the fragmented nature of ESG data by creating high-quality, ground-truth benchmarks to define the standards that modern frameworks must emulate. Beck et al.</w:t>
+      </w:r>
+      <w:r>
+        <w:t xml:space="preserve"> </w:t>
+      </w:r>
+      <w:r>
+        <w:t xml:space="preserve">(Schierholz 2025)</w:t>
+      </w:r>
+      <w:r>
+        <w:t xml:space="preserve"> </w:t>
+      </w:r>
+      <w:r>
+        <w:t xml:space="preserve">addressed foundational data gaps by developing a gold-standard dataset for the extraction of Scope 1, 2, and 3 GHG emissions from 139 sustainability reports. In the realm of Question Answering, Sun et al.</w:t>
+      </w:r>
+      <w:r>
+        <w:t xml:space="preserve"> </w:t>
+      </w:r>
+      <w:r>
+        <w:t xml:space="preserve">(Song 2026b)</w:t>
+      </w:r>
+      <w:r>
+        <w:t xml:space="preserve"> </w:t>
+      </w:r>
+      <w:r>
+        <w:t xml:space="preserve">and Bai et al.</w:t>
+      </w:r>
+      <w:r>
+        <w:t xml:space="preserve"> </w:t>
+      </w:r>
+      <w:r>
+        <w:t xml:space="preserve">(Artificial Intelligence 2026 AND Peizhen Bai AND Mali Jin AND Xingyi Song AND Siqi Sun AND Ben Wu AND Hanpei Zhang 2026)</w:t>
+      </w:r>
+      <w:r>
+        <w:t xml:space="preserve"> </w:t>
+      </w:r>
+      <w:r>
+        <w:t xml:space="preserve">introduced ESG-Bench, which employs human-annotated QA pairs to evaluate long-context reasoning and mitigate hallucinations in compliance-critical settings. Similarly, George &amp; Saji</w:t>
+      </w:r>
+      <w:r>
+        <w:t xml:space="preserve"> </w:t>
+      </w:r>
+      <w:r>
+        <w:t xml:space="preserve">(undefined 2025)</w:t>
+      </w:r>
+      <w:r>
+        <w:t xml:space="preserve"> </w:t>
+      </w:r>
+      <w:r>
+        <w:t xml:space="preserve">proposed ESGBench, an evaluation framework that requires models to generate supporting evidence chains for answers to improve traceability and factual consistency</w:t>
+      </w:r>
+      <w:r>
+        <w:t xml:space="preserve"> </w:t>
+      </w:r>
+      <w:r>
+        <w:t xml:space="preserve">(undefined 2025)</w:t>
+      </w:r>
+      <w:r>
+        <w:t xml:space="preserve">.</w:t>
+      </w:r>
+    </w:p>
+    <w:p>
+      <w:pPr>
+        <w:pStyle w:val="BodyText"/>
+      </w:pPr>
+      <w:r>
+        <w:t xml:space="preserve">Linguistic and thematic specialization further characterizes this stream. Lee et al.</w:t>
+      </w:r>
+      <w:r>
+        <w:t xml:space="preserve"> </w:t>
+      </w:r>
+      <w:r>
+        <w:t xml:space="preserve">(Kim 2024)</w:t>
+      </w:r>
+      <w:r>
+        <w:t xml:space="preserve"> </w:t>
+      </w:r>
+      <w:r>
+        <w:t xml:space="preserve">provided the ESG-Kor dataset, consisting of 118,946 manually labeled sentences for Korean financial documents, while Birti et al.</w:t>
+      </w:r>
+      <w:r>
+        <w:t xml:space="preserve"> </w:t>
+      </w:r>
+      <w:r>
+        <w:t xml:space="preserve">(Osborne 2025)</w:t>
+      </w:r>
+      <w:r>
+        <w:t xml:space="preserve"> </w:t>
+      </w:r>
+      <w:r>
+        <w:t xml:space="preserve">established ESG-Activities, a benchmark of 1,325 labeled segments aligned with the EU ESG taxonomy. For "outside-in" verification, the process of validating corporate claims against public evidence, Pavlova et al.</w:t>
+      </w:r>
+      <w:r>
+        <w:t xml:space="preserve"> </w:t>
+      </w:r>
+      <w:r>
+        <w:t xml:space="preserve">(M. P. A. B. C. A. M.-Z. Wang 2024)</w:t>
+      </w:r>
+      <w:r>
+        <w:t xml:space="preserve"> </w:t>
+      </w:r>
+      <w:r>
+        <w:t xml:space="preserve">and Billert &amp; Conrad</w:t>
+      </w:r>
+      <w:r>
+        <w:t xml:space="preserve"> </w:t>
+      </w:r>
+      <w:r>
+        <w:t xml:space="preserve">(Conrad 2024)</w:t>
+      </w:r>
+      <w:r>
+        <w:t xml:space="preserve"> </w:t>
+      </w:r>
+      <w:r>
+        <w:t xml:space="preserve">developed news-based corpora to verify report claims against real-world sustainability events. Addressing the specific challenge of greenwashing, Ong et al.</w:t>
+      </w:r>
+      <w:r>
+        <w:t xml:space="preserve"> </w:t>
+      </w:r>
+      <w:r>
+        <w:t xml:space="preserve">(K. O. A. R. M. A. D. V. A. E. C. A. G. Mengaldo 2025a)</w:t>
+      </w:r>
+      <w:r>
+        <w:t xml:space="preserve"> </w:t>
+      </w:r>
+      <w:r>
+        <w:t xml:space="preserve">introduced the A3CG framework, which emphasizes aspect-action analysis and cross-category generalization to ensure insights are grounded in verifiable actions rather than vague or misleading rhetoric.</w:t>
+      </w:r>
+    </w:p>
     <w:bookmarkEnd w:id="42"/>
-    <w:bookmarkStart w:id="45" w:name="X809d903288ff3d0d5165c8585fa4c7379999fcb"/>
+    <w:bookmarkStart w:id="43" w:name="X3cf8dd5a98e7f32ff2f8bf228f522edd44b5910"/>
+    <w:p>
+      <w:pPr>
+        <w:pStyle w:val="Heading3"/>
+      </w:pPr>
+      <w:r>
+        <w:t xml:space="preserve">Hallucination Mitigation and Verification Frameworks</w:t>
+      </w:r>
+    </w:p>
+    <w:p>
+      <w:pPr>
+        <w:pStyle w:val="FirstParagraph"/>
+      </w:pPr>
+      <w:r>
+        <w:t xml:space="preserve">As ESG evaluation enters high-stakes financial environments, research has shifted toward ensuring auditability and mitigating model errors. Wu et al.</w:t>
+      </w:r>
+      <w:r>
+        <w:t xml:space="preserve"> </w:t>
+      </w:r>
+      <w:r>
+        <w:t xml:space="preserve">(Y. W. A. P. H. A. D. Wang 2025)</w:t>
+      </w:r>
+      <w:r>
+        <w:t xml:space="preserve"> </w:t>
+      </w:r>
+      <w:r>
+        <w:t xml:space="preserve">demonstrated that a Chain-of-Verification self-correction method could reduce initial hallucination rates from 16% down to 10% while increasing overall accuracy to 58%. Other frameworks prioritize structural verification; for instance, Nohr</w:t>
+      </w:r>
+      <w:r>
+        <w:t xml:space="preserve"> </w:t>
+      </w:r>
+      <w:r>
+        <w:t xml:space="preserve">(Nohr 2026)</w:t>
+      </w:r>
+      <w:r>
+        <w:t xml:space="preserve"> </w:t>
+      </w:r>
+      <w:r>
+        <w:t xml:space="preserve">contrasted probabilistic LLM ratings with deterministic rule-layer systems (such as the Crystal Validator), arguing that the latter are necessary to generate transaction-level, cryptographically verifiable evidence for tokenized real-world assets.</w:t>
+      </w:r>
+    </w:p>
+    <w:p>
+      <w:pPr>
+        <w:pStyle w:val="BodyText"/>
+      </w:pPr>
+      <w:r>
+        <w:t xml:space="preserve">Advanced verification techniques include Kaoukis et al.’s</w:t>
+      </w:r>
+      <w:r>
+        <w:t xml:space="preserve"> </w:t>
+      </w:r>
+      <w:r>
+        <w:t xml:space="preserve">(Kaoukis 2025)</w:t>
+      </w:r>
+      <w:r>
+        <w:t xml:space="preserve"> </w:t>
+      </w:r>
+      <w:r>
+        <w:t xml:space="preserve">EmeraldMind, which utilizes a domain-specific knowledge graph to deliver justification-centric verdicts and evidence-backed classifications. Liu et al.</w:t>
+      </w:r>
+      <w:r>
+        <w:t xml:space="preserve"> </w:t>
+      </w:r>
+      <w:r>
+        <w:t xml:space="preserve">(Han 2024)</w:t>
+      </w:r>
+      <w:r>
+        <w:t xml:space="preserve"> </w:t>
+      </w:r>
+      <w:r>
+        <w:t xml:space="preserve">proposed Veri-Green, which integrates blockchain-based incentive mechanisms with machine learning and Vickrey Clarke Groves auctions to ensure that third-party assurance is truthful and computationally efficient. For real-time advisory, Sood</w:t>
+      </w:r>
+      <w:r>
+        <w:t xml:space="preserve"> </w:t>
+      </w:r>
+      <w:r>
+        <w:t xml:space="preserve">(Sood 2026)</w:t>
+      </w:r>
+      <w:r>
+        <w:t xml:space="preserve"> </w:t>
+      </w:r>
+      <w:r>
+        <w:t xml:space="preserve">proposed a human-AI co-governance framework involving explainability and escalation protocols to interpret and constrain hallucinations.</w:t>
+      </w:r>
+    </w:p>
+    <w:p>
+      <w:pPr>
+        <w:pStyle w:val="BodyText"/>
+      </w:pPr>
+      <w:r>
+        <w:t xml:space="preserve">|p</w:t>
+      </w:r>
+      <w:r>
+        <w:t xml:space="preserve">1.8cm</w:t>
+      </w:r>
+      <w:r>
+        <w:t xml:space="preserve">|X|X|p</w:t>
+      </w:r>
+      <w:r>
+        <w:t xml:space="preserve">1.8cm</w:t>
+      </w:r>
+      <w:r>
+        <w:t xml:space="preserve">|X|X|</w:t>
+      </w:r>
+      <w:r>
+        <w:t xml:space="preserve"> </w:t>
+      </w:r>
+      <w:r>
+        <w:t xml:space="preserve">Authors &amp; Method/Approach &amp; Datasets &amp; Modalities Involved &amp; Key Contributions &amp; Limitations</w:t>
+      </w:r>
+      <w:r>
+        <w:br/>
+      </w:r>
+      <w:r>
+        <w:t xml:space="preserve">Beck et al.</w:t>
+      </w:r>
+      <w:r>
+        <w:t xml:space="preserve"> </w:t>
+      </w:r>
+      <w:r>
+        <w:t xml:space="preserve">(Schierholz 2025)</w:t>
+      </w:r>
+      <w:r>
+        <w:t xml:space="preserve"> </w:t>
+      </w:r>
+      <w:r>
+        <w:t xml:space="preserve">&amp; Extraction Pipeline &amp; 139 Sustainability Reports &amp; Text/ Numerical &amp; Gold-standard for Scope 1, 2, and 3 GHG extraction &amp; Focused specifically on GHG emissions data</w:t>
+      </w:r>
+      <w:r>
+        <w:br/>
+      </w:r>
+      <w:r>
+        <w:t xml:space="preserve">Sun et al.</w:t>
+      </w:r>
+      <w:r>
+        <w:t xml:space="preserve"> </w:t>
+      </w:r>
+      <w:r>
+        <w:t xml:space="preserve">(Song 2026b)</w:t>
+      </w:r>
+      <w:r>
+        <w:t xml:space="preserve">; Bai et al.</w:t>
+      </w:r>
+      <w:r>
+        <w:t xml:space="preserve"> </w:t>
+      </w:r>
+      <w:r>
+        <w:t xml:space="preserve">(Artificial Intelligence 2026 AND Peizhen Bai AND Mali Jin AND Xingyi Song AND Siqi Sun AND Ben Wu AND Hanpei Zhang 2026)</w:t>
+      </w:r>
+      <w:r>
+        <w:t xml:space="preserve"> </w:t>
+      </w:r>
+      <w:r>
+        <w:t xml:space="preserve">&amp; Long-context CoT prompting &amp; ESG-Bench (human-annotated QA) &amp; Text &amp; Hallucination mitigation in compliance settings &amp; Requires human-annotated QA ground truth</w:t>
+      </w:r>
+      <w:r>
+        <w:br/>
+      </w:r>
+      <w:r>
+        <w:t xml:space="preserve">George &amp; Saji</w:t>
+      </w:r>
+      <w:r>
+        <w:t xml:space="preserve"> </w:t>
+      </w:r>
+      <w:r>
+        <w:t xml:space="preserve">(undefined 2025)</w:t>
+      </w:r>
+      <w:r>
+        <w:t xml:space="preserve"> </w:t>
+      </w:r>
+      <w:r>
+        <w:t xml:space="preserve">&amp; Explainable QA framework &amp; ESGBench &amp; Text &amp; Integration of evidence chains for traceability &amp; Challenges in domain alignment and consistency</w:t>
+      </w:r>
+      <w:r>
+        <w:br/>
+      </w:r>
+      <w:r>
+        <w:t xml:space="preserve">Lee et al.</w:t>
+      </w:r>
+      <w:r>
+        <w:t xml:space="preserve"> </w:t>
+      </w:r>
+      <w:r>
+        <w:t xml:space="preserve">(Kim 2024)</w:t>
+      </w:r>
+      <w:r>
+        <w:t xml:space="preserve"> </w:t>
+      </w:r>
+      <w:r>
+        <w:t xml:space="preserve">&amp; Rule-based extraction &amp; 118,946 sentences &amp; Text &amp; Large-scale Korean dataset for objective extraction &amp; Limited to specific linguistic/regulatory rules</w:t>
+      </w:r>
+      <w:r>
+        <w:br/>
+      </w:r>
+      <w:r>
+        <w:t xml:space="preserve">Birti et al.</w:t>
+      </w:r>
+      <w:r>
+        <w:t xml:space="preserve"> </w:t>
+      </w:r>
+      <w:r>
+        <w:t xml:space="preserve">(Osborne 2025)</w:t>
+      </w:r>
+      <w:r>
+        <w:t xml:space="preserve"> </w:t>
+      </w:r>
+      <w:r>
+        <w:t xml:space="preserve">&amp; Fine-tuned LLMs &amp; 1,325 labeled segments &amp; Text &amp; Activity benchmark aligned with EU ESG taxonomy &amp; Dependence on fine-tuning data quality</w:t>
+      </w:r>
+      <w:r>
+        <w:br/>
+      </w:r>
+      <w:r>
+        <w:t xml:space="preserve">Pavlova et al.</w:t>
+      </w:r>
+      <w:r>
+        <w:t xml:space="preserve"> </w:t>
+      </w:r>
+      <w:r>
+        <w:t xml:space="preserve">(M. P. A. B. C. A. M.-Z. Wang 2024)</w:t>
+      </w:r>
+      <w:r>
+        <w:t xml:space="preserve"> </w:t>
+      </w:r>
+      <w:r>
+        <w:t xml:space="preserve">&amp; Outside-in verification &amp; News articles &amp; Text &amp; Correlation of claims with public media evidence &amp; Temporal correlation and relevance challenges</w:t>
+      </w:r>
+      <w:r>
+        <w:br/>
+      </w:r>
+      <w:r>
+        <w:t xml:space="preserve">Billert &amp; Conrad</w:t>
+      </w:r>
+      <w:r>
+        <w:t xml:space="preserve"> </w:t>
+      </w:r>
+      <w:r>
+        <w:t xml:space="preserve">(Conrad 2024)</w:t>
+      </w:r>
+      <w:r>
+        <w:t xml:space="preserve"> </w:t>
+      </w:r>
+      <w:r>
+        <w:t xml:space="preserve">&amp; Event-based extraction &amp; News articles &amp; Text &amp; Verification of claims against real-world news events &amp; Limited by news media scope and bias</w:t>
+      </w:r>
+      <w:r>
+        <w:br/>
+      </w:r>
+      <w:r>
+        <w:t xml:space="preserve">Zhao et al.</w:t>
+      </w:r>
+      <w:r>
+        <w:t xml:space="preserve"> </w:t>
+      </w:r>
+      <w:r>
+        <w:t xml:space="preserve">(Yilei Zhao AND Wentao Zhang AND Lei Xiao AND Yandan Zheng AND Mengpu Liu AND Lim 2026)</w:t>
+      </w:r>
+      <w:r>
+        <w:t xml:space="preserve"> </w:t>
+      </w:r>
+      <w:r>
+        <w:t xml:space="preserve">&amp; Multi-agent &amp; 310 corporate reports &amp; Text, Charts &amp; 84.15% accuracy on multi-step analysis tasks &amp; High computational overhead of agent workflows</w:t>
+      </w:r>
+      <w:r>
+        <w:br/>
+      </w:r>
+      <w:r>
+        <w:t xml:space="preserve">Wu et al.</w:t>
+      </w:r>
+      <w:r>
+        <w:t xml:space="preserve"> </w:t>
+      </w:r>
+      <w:r>
+        <w:t xml:space="preserve">(Y. W. A. P. H. A. D. Wang 2025)</w:t>
+      </w:r>
+      <w:r>
+        <w:t xml:space="preserve"> </w:t>
+      </w:r>
+      <w:r>
+        <w:t xml:space="preserve">&amp; Chain-of-Verification &amp; Football sustainability reports &amp; Text &amp; Reduced hallucination rate from 16% to 10% &amp; Max accuracy ~58%; not yet at human-expert level</w:t>
+      </w:r>
+      <w:r>
+        <w:br/>
+      </w:r>
+      <w:r>
+        <w:t xml:space="preserve">Aguirre Calderón</w:t>
+      </w:r>
+      <w:r>
+        <w:t xml:space="preserve"> </w:t>
+      </w:r>
+      <w:r>
+        <w:t xml:space="preserve">(Calderón 2025)</w:t>
+      </w:r>
+      <w:r>
+        <w:t xml:space="preserve"> </w:t>
+      </w:r>
+      <w:r>
+        <w:t xml:space="preserve">&amp; RAG-based profiling &amp; Internal/External ESG Docs &amp; Text &amp; 80% reduction in analyst labor; citation traceability &amp; Performance strictly linked to retrieval quality</w:t>
+      </w:r>
+      <w:r>
+        <w:br/>
+      </w:r>
+      <w:r>
+        <w:t xml:space="preserve">Moghe et al.</w:t>
+      </w:r>
+      <w:r>
+        <w:t xml:space="preserve"> </w:t>
+      </w:r>
+      <w:r>
+        <w:t xml:space="preserve">(Talekar 2025)</w:t>
+      </w:r>
+      <w:r>
+        <w:t xml:space="preserve"> </w:t>
+      </w:r>
+      <w:r>
+        <w:t xml:space="preserve">&amp; RAG / Structured verdict generation &amp; Audit/Sales reports &amp; Text &amp; Evidence-backed assessments (Compliant/Non-Compliant) &amp; Sensitive to retrieval relevance and vector quality</w:t>
+      </w:r>
+      <w:r>
+        <w:br/>
+      </w:r>
+      <w:r>
+        <w:t xml:space="preserve">Hoang et al.</w:t>
+      </w:r>
+      <w:r>
+        <w:t xml:space="preserve"> </w:t>
+      </w:r>
+      <w:r>
+        <w:t xml:space="preserve">(Lo 2026)</w:t>
+      </w:r>
+      <w:r>
+        <w:t xml:space="preserve"> </w:t>
+      </w:r>
+      <w:r>
+        <w:t xml:space="preserve">&amp; Agentic Lifecycle framework &amp; Multi-report corpora &amp; Text/Logic &amp; Transformation of static reports into dynamic governance &amp; Complex multi-agent architectural requirements</w:t>
+      </w:r>
+      <w:r>
+        <w:br/>
+      </w:r>
+      <w:r>
+        <w:t xml:space="preserve">Yim et al.</w:t>
+      </w:r>
+      <w:r>
+        <w:t xml:space="preserve"> </w:t>
+      </w:r>
+      <w:r>
+        <w:t xml:space="preserve">(Yiu 2025)</w:t>
+      </w:r>
+      <w:r>
+        <w:t xml:space="preserve"> </w:t>
+      </w:r>
+      <w:r>
+        <w:t xml:space="preserve">&amp; RAG-powered assessment &amp; 2020-2024 Climate reports &amp; Text &amp; "Open box" transparency in TCFD disclosures &amp; Opaque to granular assessment factor variations</w:t>
+      </w:r>
+      <w:r>
+        <w:br/>
+      </w:r>
+    </w:p>
+    <w:p>
+      <w:pPr>
+        <w:pStyle w:val="BodyText"/>
+      </w:pPr>
+      <w:r>
+        <w:t xml:space="preserve">|p</w:t>
+      </w:r>
+      <w:r>
+        <w:t xml:space="preserve">1.8cm</w:t>
+      </w:r>
+      <w:r>
+        <w:t xml:space="preserve">|X|X|p</w:t>
+      </w:r>
+      <w:r>
+        <w:t xml:space="preserve">1.8cm</w:t>
+      </w:r>
+      <w:r>
+        <w:t xml:space="preserve">|X|X|</w:t>
+      </w:r>
+      <w:r>
+        <w:t xml:space="preserve"> </w:t>
+      </w:r>
+      <w:r>
+        <w:t xml:space="preserve">Authors &amp; Method/Approach &amp; Datasets &amp; Modalities Involved &amp; Key Contributions &amp; Limitations</w:t>
+      </w:r>
+      <w:r>
+        <w:br/>
+      </w:r>
+      <w:r>
+        <w:t xml:space="preserve">Nohr</w:t>
+      </w:r>
+      <w:r>
+        <w:t xml:space="preserve"> </w:t>
+      </w:r>
+      <w:r>
+        <w:t xml:space="preserve">(Nohr 2026)</w:t>
+      </w:r>
+      <w:r>
+        <w:t xml:space="preserve"> </w:t>
+      </w:r>
+      <w:r>
+        <w:t xml:space="preserve">&amp; Deterministic rule-layer &amp; Tokenized RWAs &amp; Structured Data &amp; Cryptographically verifiable compliance evidence &amp; Lacks probabilistic, LLM-based creative assessment</w:t>
+      </w:r>
+      <w:r>
+        <w:br/>
+      </w:r>
+      <w:r>
+        <w:t xml:space="preserve">Liu et al.</w:t>
+      </w:r>
+      <w:r>
+        <w:t xml:space="preserve"> </w:t>
+      </w:r>
+      <w:r>
+        <w:t xml:space="preserve">(Han 2024)</w:t>
+      </w:r>
+      <w:r>
+        <w:t xml:space="preserve"> </w:t>
+      </w:r>
+      <w:r>
+        <w:t xml:space="preserve">&amp; Blockchain-based VCG auction &amp; ESG Reports &amp; Text/ Structured &amp; Truthful, incentivized third-party verifier selection &amp; Highly complex implementation and governance</w:t>
+      </w:r>
+      <w:r>
+        <w:br/>
+      </w:r>
+      <w:r>
+        <w:t xml:space="preserve">Mashkin &amp; Chersoni</w:t>
+      </w:r>
+      <w:r>
+        <w:t xml:space="preserve"> </w:t>
+      </w:r>
+      <w:r>
+        <w:t xml:space="preserve">(Chersoni 2023)</w:t>
+      </w:r>
+      <w:r>
+        <w:t xml:space="preserve"> </w:t>
+      </w:r>
+      <w:r>
+        <w:t xml:space="preserve">&amp; Cross-lingual Transformers &amp; Financial/ESG Docs &amp; Multilingual Text &amp; Strong performance in multilingual issue identification &amp; Limited to English and French financial contexts</w:t>
+      </w:r>
+      <w:r>
+        <w:br/>
+      </w:r>
+      <w:r>
+        <w:t xml:space="preserve">Jasem</w:t>
+      </w:r>
+      <w:r>
+        <w:t xml:space="preserve"> </w:t>
+      </w:r>
+      <w:r>
+        <w:t xml:space="preserve">(Jasem 2026)</w:t>
+      </w:r>
+      <w:r>
+        <w:t xml:space="preserve"> </w:t>
+      </w:r>
+      <w:r>
+        <w:t xml:space="preserve">&amp; Entropy-based uncertainty gating &amp; Communications data &amp; Text &amp; Prevents unsupported claims via verification gating &amp; Increased verification latency for real-time tasks</w:t>
+      </w:r>
+      <w:r>
+        <w:br/>
+      </w:r>
+      <w:r>
+        <w:t xml:space="preserve">Kaoukis et al.</w:t>
+      </w:r>
+      <w:r>
+        <w:t xml:space="preserve"> </w:t>
+      </w:r>
+      <w:r>
+        <w:t xml:space="preserve">(Kaoukis 2025)</w:t>
+      </w:r>
+      <w:r>
+        <w:t xml:space="preserve"> </w:t>
+      </w:r>
+      <w:r>
+        <w:t xml:space="preserve">&amp; Knowledge Graph + RAG &amp; Greenwashing claims dataset &amp; Text/ Graph &amp; Justification-centric, evidence-backed verdicts &amp; Requires construction of domain-specific graphs</w:t>
+      </w:r>
+      <w:r>
+        <w:br/>
+      </w:r>
+      <w:r>
+        <w:t xml:space="preserve">Sood</w:t>
+      </w:r>
+      <w:r>
+        <w:t xml:space="preserve"> </w:t>
+      </w:r>
+      <w:r>
+        <w:t xml:space="preserve">(Sood 2026)</w:t>
+      </w:r>
+      <w:r>
+        <w:t xml:space="preserve"> </w:t>
+      </w:r>
+      <w:r>
+        <w:t xml:space="preserve">&amp; Human–AI co-governance &amp; Metaverse advisory data &amp; Text/ Multimodal &amp; Real-time hallucination constraint for risk advisory &amp; Requires human expert oversight and upskilling</w:t>
+      </w:r>
+      <w:r>
+        <w:br/>
+      </w:r>
+      <w:r>
+        <w:t xml:space="preserve">Ong et al.</w:t>
+      </w:r>
+      <w:r>
+        <w:t xml:space="preserve"> </w:t>
+      </w:r>
+      <w:r>
+        <w:t xml:space="preserve">(K. O. A. R. M. A. D. V. A. E. C. A. G. Mengaldo 2025a)</w:t>
+      </w:r>
+      <w:r>
+        <w:t xml:space="preserve"> </w:t>
+      </w:r>
+      <w:r>
+        <w:t xml:space="preserve">&amp; A3CG &amp; Sustainability reports &amp; Text &amp; Robustness against greenwashing via action-linking &amp; Specific to aspect-action analysis paradigm</w:t>
+      </w:r>
+      <w:r>
+        <w:br/>
+      </w:r>
+    </w:p>
+    <w:bookmarkEnd w:id="43"/>
+    <w:bookmarkEnd w:id="44"/>
+    <w:bookmarkStart w:id="48" w:name="data-gaps-and-benchmark-design"/>
     <w:p>
       <w:pPr>
         <w:pStyle w:val="Heading2"/>
       </w:pPr>
       <w:r>
-        <w:t xml:space="preserve">ESG Datasets, Benchmarks, and Evaluation Practices</w:t>
+        <w:t xml:space="preserve">Data Gaps and Benchmark Design</w:t>
       </w:r>
     </w:p>
     <w:p>
@@ -3818,693 +4482,19 @@
         <w:pStyle w:val="FirstParagraph"/>
       </w:pPr>
       <w:r>
-        <w:t xml:space="preserve">The recent proliferation of Large Language Models in the domain of Environmental, Social, and Governance analysis has necessitated a transition from general-purpose document processing to specialized, verifiable frameworks. Current literature is defined by two primary streams: the development of gold-standard benchmarks for domain-specific information extraction, the implementation of robust hallucination mitigation and verification strategies</w:t>
-      </w:r>
-    </w:p>
-    <w:bookmarkStart w:id="43" w:name="esg-benchmark-design-and-data-gaps"/>
-    <w:p>
-      <w:pPr>
-        <w:pStyle w:val="Heading3"/>
-      </w:pPr>
-      <w:r>
-        <w:t xml:space="preserve">ESG Benchmark Design and Data Gaps</w:t>
-      </w:r>
-    </w:p>
-    <w:p>
-      <w:pPr>
-        <w:pStyle w:val="FirstParagraph"/>
-      </w:pPr>
-      <w:r>
-        <w:t xml:space="preserve">Early research addressed the fragmented nature of ESG data by creating high-quality, ground-truth benchmarks to define the standards that modern frameworks must emulate. Beck et al.</w:t>
-      </w:r>
-      <w:r>
-        <w:t xml:space="preserve"> </w:t>
-      </w:r>
-      <w:r>
-        <w:t xml:space="preserve">(Schierholz 2025)</w:t>
-      </w:r>
-      <w:r>
-        <w:t xml:space="preserve"> </w:t>
-      </w:r>
-      <w:r>
-        <w:t xml:space="preserve">addressed foundational data gaps by developing a gold-standard dataset for the extraction of Scope 1, 2, and 3 GHG emissions from 139 sustainability reports. In the realm of Question Answering, Sun et al.</w:t>
-      </w:r>
-      <w:r>
-        <w:t xml:space="preserve"> </w:t>
-      </w:r>
-      <w:r>
-        <w:t xml:space="preserve">(Song 2026b)</w:t>
-      </w:r>
-      <w:r>
-        <w:t xml:space="preserve"> </w:t>
-      </w:r>
-      <w:r>
-        <w:t xml:space="preserve">and Bai et al.</w:t>
-      </w:r>
-      <w:r>
-        <w:t xml:space="preserve"> </w:t>
-      </w:r>
-      <w:r>
-        <w:t xml:space="preserve">(Artificial Intelligence 2026 AND Peizhen Bai AND Mali Jin AND Xingyi Song AND Siqi Sun AND Ben Wu AND Hanpei Zhang 2026)</w:t>
-      </w:r>
-      <w:r>
-        <w:t xml:space="preserve"> </w:t>
-      </w:r>
-      <w:r>
-        <w:t xml:space="preserve">introduced ESG-Bench, which employs human-annotated QA pairs to evaluate long-context reasoning and mitigate hallucinations in compliance-critical settings. Similarly, George &amp; Saji</w:t>
-      </w:r>
-      <w:r>
-        <w:t xml:space="preserve"> </w:t>
-      </w:r>
-      <w:r>
-        <w:t xml:space="preserve">(undefined 2025)</w:t>
-      </w:r>
-      <w:r>
-        <w:t xml:space="preserve"> </w:t>
-      </w:r>
-      <w:r>
-        <w:t xml:space="preserve">proposed ESGBench, an evaluation framework that requires models to generate supporting evidence chains for answers to improve traceability and factual consistency</w:t>
-      </w:r>
-      <w:r>
-        <w:t xml:space="preserve"> </w:t>
-      </w:r>
-      <w:r>
-        <w:t xml:space="preserve">(undefined 2025)</w:t>
+        <w:t xml:space="preserve">Methodological robustness is fundamentally constrained by the quality of available data. Benchmark design is currently shifting from general classification to specialized extraction tasks that treat ESG as a verification problem. By identifying informational voids and inconsistent reporting standards, this research aims to standardize ground-truth evaluation for ESG models</w:t>
+      </w:r>
+      <w:r>
+        <w:t xml:space="preserve"> </w:t>
+      </w:r>
+      <w:r>
+        <w:t xml:space="preserve">(T. S. A. C. C. S. A. G. G. A. J. N. A. T. Y. A. M. Leippold 2024; T. S. A. J. B. A. C. H. A. M. K. A. M. Leippold 2023)</w:t>
       </w:r>
       <w:r>
         <w:t xml:space="preserve">.</w:t>
       </w:r>
     </w:p>
-    <w:p>
-      <w:pPr>
-        <w:pStyle w:val="BodyText"/>
-      </w:pPr>
-      <w:r>
-        <w:t xml:space="preserve">Linguistic and thematic specialization further characterizes this stream. Lee et al.</w:t>
-      </w:r>
-      <w:r>
-        <w:t xml:space="preserve"> </w:t>
-      </w:r>
-      <w:r>
-        <w:t xml:space="preserve">(Kim 2024)</w:t>
-      </w:r>
-      <w:r>
-        <w:t xml:space="preserve"> </w:t>
-      </w:r>
-      <w:r>
-        <w:t xml:space="preserve">provided the ESG-Kor dataset, consisting of 118,946 manually labeled sentences for Korean financial documents, while Birti et al.</w:t>
-      </w:r>
-      <w:r>
-        <w:t xml:space="preserve"> </w:t>
-      </w:r>
-      <w:r>
-        <w:t xml:space="preserve">(Osborne 2025)</w:t>
-      </w:r>
-      <w:r>
-        <w:t xml:space="preserve"> </w:t>
-      </w:r>
-      <w:r>
-        <w:t xml:space="preserve">established ESG-Activities, a benchmark of 1,325 labeled segments aligned with the EU ESG taxonomy. For "outside-in" verification—the process of validating corporate claims against public evidence—Pavlova et al.</w:t>
-      </w:r>
-      <w:r>
-        <w:t xml:space="preserve"> </w:t>
-      </w:r>
-      <w:r>
-        <w:t xml:space="preserve">(M. P. A. B. C. A. M.-Z. Wang 2024)</w:t>
-      </w:r>
-      <w:r>
-        <w:t xml:space="preserve"> </w:t>
-      </w:r>
-      <w:r>
-        <w:t xml:space="preserve">and Billert &amp; Conrad</w:t>
-      </w:r>
-      <w:r>
-        <w:t xml:space="preserve"> </w:t>
-      </w:r>
-      <w:r>
-        <w:t xml:space="preserve">(Conrad 2024)</w:t>
-      </w:r>
-      <w:r>
-        <w:t xml:space="preserve"> </w:t>
-      </w:r>
-      <w:r>
-        <w:t xml:space="preserve">developed news-based corpora to verify report claims against real-world sustainability events. Addressing the specific challenge of greenwashing, Ong et al.</w:t>
-      </w:r>
-      <w:r>
-        <w:t xml:space="preserve"> </w:t>
-      </w:r>
-      <w:r>
-        <w:t xml:space="preserve">(K. O. A. R. M. A. D. V. A. E. C. A. G. Mengaldo 2025a)</w:t>
-      </w:r>
-      <w:r>
-        <w:t xml:space="preserve"> </w:t>
-      </w:r>
-      <w:r>
-        <w:t xml:space="preserve">introduced the A3CG framework, which emphasizes aspect-action analysis and cross-category generalization to ensure insights are grounded in verifiable actions rather than vague or misleading rhetoric.</w:t>
-      </w:r>
-    </w:p>
-    <w:bookmarkEnd w:id="43"/>
-    <w:bookmarkStart w:id="44" w:name="X3cf8dd5a98e7f32ff2f8bf228f522edd44b5910"/>
-    <w:p>
-      <w:pPr>
-        <w:pStyle w:val="Heading3"/>
-      </w:pPr>
-      <w:r>
-        <w:t xml:space="preserve">Hallucination Mitigation and Verification Frameworks</w:t>
-      </w:r>
-    </w:p>
-    <w:p>
-      <w:pPr>
-        <w:pStyle w:val="FirstParagraph"/>
-      </w:pPr>
-      <w:r>
-        <w:t xml:space="preserve">As ESG evaluation enters high-stakes financial environments, research has shifted toward ensuring auditability and mitigating model errors. Wu et al.</w:t>
-      </w:r>
-      <w:r>
-        <w:t xml:space="preserve"> </w:t>
-      </w:r>
-      <w:r>
-        <w:t xml:space="preserve">(Y. W. A. P. H. A. D. Wang 2025)</w:t>
-      </w:r>
-      <w:r>
-        <w:t xml:space="preserve"> </w:t>
-      </w:r>
-      <w:r>
-        <w:t xml:space="preserve">demonstrated that a Chain-of-Verification self-correction method could reduce initial hallucination rates from 16% down to 10% while increasing overall accuracy to 58%. Other frameworks prioritize structural verification; for instance, Nohr</w:t>
-      </w:r>
-      <w:r>
-        <w:t xml:space="preserve"> </w:t>
-      </w:r>
-      <w:r>
-        <w:t xml:space="preserve">(Nohr 2026)</w:t>
-      </w:r>
-      <w:r>
-        <w:t xml:space="preserve"> </w:t>
-      </w:r>
-      <w:r>
-        <w:t xml:space="preserve">contrasted probabilistic LLM ratings with deterministic rule-layer systems (such as the Crystal Validator), arguing that the latter are necessary to generate transaction-level, cryptographically verifiable evidence for tokenized real-world assets.</w:t>
-      </w:r>
-    </w:p>
-    <w:p>
-      <w:pPr>
-        <w:pStyle w:val="BodyText"/>
-      </w:pPr>
-      <w:r>
-        <w:t xml:space="preserve">Advanced verification techniques include Kaoukis et al.’s</w:t>
-      </w:r>
-      <w:r>
-        <w:t xml:space="preserve"> </w:t>
-      </w:r>
-      <w:r>
-        <w:t xml:space="preserve">(Kaoukis 2025)</w:t>
-      </w:r>
-      <w:r>
-        <w:t xml:space="preserve"> </w:t>
-      </w:r>
-      <w:r>
-        <w:t xml:space="preserve">EmeraldMind, which utilizes a domain-specific knowledge graph to deliver justification-centric verdicts and evidence-backed classifications. Liu et al.</w:t>
-      </w:r>
-      <w:r>
-        <w:t xml:space="preserve"> </w:t>
-      </w:r>
-      <w:r>
-        <w:t xml:space="preserve">(Han 2024)</w:t>
-      </w:r>
-      <w:r>
-        <w:t xml:space="preserve"> </w:t>
-      </w:r>
-      <w:r>
-        <w:t xml:space="preserve">proposed Veri-Green, which integrates blockchain-based incentive mechanisms with machine learning and Vickrey Clarke Groves auctions to ensure that third-party assurance is truthful and computationally efficient. For real-time advisory, Sood</w:t>
-      </w:r>
-      <w:r>
-        <w:t xml:space="preserve"> </w:t>
-      </w:r>
-      <w:r>
-        <w:t xml:space="preserve">(Sood 2026)</w:t>
-      </w:r>
-      <w:r>
-        <w:t xml:space="preserve"> </w:t>
-      </w:r>
-      <w:r>
-        <w:t xml:space="preserve">proposed a human-AI co-governance framework involving explainability and escalation protocols to interpret and constrain hallucinations.</w:t>
-      </w:r>
-    </w:p>
-    <w:p>
-      <w:pPr>
-        <w:pStyle w:val="BodyText"/>
-      </w:pPr>
-      <w:r>
-        <w:t xml:space="preserve">|p</w:t>
-      </w:r>
-      <w:r>
-        <w:t xml:space="preserve">1.8cm</w:t>
-      </w:r>
-      <w:r>
-        <w:t xml:space="preserve">|X|X|p</w:t>
-      </w:r>
-      <w:r>
-        <w:t xml:space="preserve">1.8cm</w:t>
-      </w:r>
-      <w:r>
-        <w:t xml:space="preserve">|X|X|</w:t>
-      </w:r>
-      <w:r>
-        <w:t xml:space="preserve"> </w:t>
-      </w:r>
-      <w:r>
-        <w:t xml:space="preserve">Authors &amp; Method/Approach &amp; Datasets &amp; Modalities Involved &amp; Key Contributions &amp; Limitations</w:t>
-      </w:r>
-      <w:r>
-        <w:br/>
-      </w:r>
-      <w:r>
-        <w:t xml:space="preserve">Beck et al.</w:t>
-      </w:r>
-      <w:r>
-        <w:t xml:space="preserve"> </w:t>
-      </w:r>
-      <w:r>
-        <w:t xml:space="preserve">(Schierholz 2025)</w:t>
-      </w:r>
-      <w:r>
-        <w:t xml:space="preserve"> </w:t>
-      </w:r>
-      <w:r>
-        <w:t xml:space="preserve">&amp; Extraction Pipeline &amp; 139 Sustainability Reports &amp; Text/ Numerical &amp; Gold-standard for Scope 1, 2, and 3 GHG extraction &amp; Focused specifically on GHG emissions data</w:t>
-      </w:r>
-      <w:r>
-        <w:br/>
-      </w:r>
-      <w:r>
-        <w:t xml:space="preserve">Sun et al.</w:t>
-      </w:r>
-      <w:r>
-        <w:t xml:space="preserve"> </w:t>
-      </w:r>
-      <w:r>
-        <w:t xml:space="preserve">(Song 2026b)</w:t>
-      </w:r>
-      <w:r>
-        <w:t xml:space="preserve">; Bai et al.</w:t>
-      </w:r>
-      <w:r>
-        <w:t xml:space="preserve"> </w:t>
-      </w:r>
-      <w:r>
-        <w:t xml:space="preserve">(Artificial Intelligence 2026 AND Peizhen Bai AND Mali Jin AND Xingyi Song AND Siqi Sun AND Ben Wu AND Hanpei Zhang 2026)</w:t>
-      </w:r>
-      <w:r>
-        <w:t xml:space="preserve"> </w:t>
-      </w:r>
-      <w:r>
-        <w:t xml:space="preserve">&amp; Long-context CoT prompting &amp; ESG-Bench (human-annotated QA) &amp; Text &amp; Hallucination mitigation in compliance settings &amp; Requires human-annotated QA ground truth</w:t>
-      </w:r>
-      <w:r>
-        <w:br/>
-      </w:r>
-      <w:r>
-        <w:t xml:space="preserve">George &amp; Saji</w:t>
-      </w:r>
-      <w:r>
-        <w:t xml:space="preserve"> </w:t>
-      </w:r>
-      <w:r>
-        <w:t xml:space="preserve">(undefined 2025)</w:t>
-      </w:r>
-      <w:r>
-        <w:t xml:space="preserve"> </w:t>
-      </w:r>
-      <w:r>
-        <w:t xml:space="preserve">&amp; Explainable QA framework &amp; ESGBench &amp; Text &amp; Integration of evidence chains for traceability &amp; Challenges in domain alignment and consistency</w:t>
-      </w:r>
-      <w:r>
-        <w:br/>
-      </w:r>
-      <w:r>
-        <w:t xml:space="preserve">Lee et al.</w:t>
-      </w:r>
-      <w:r>
-        <w:t xml:space="preserve"> </w:t>
-      </w:r>
-      <w:r>
-        <w:t xml:space="preserve">(Kim 2024)</w:t>
-      </w:r>
-      <w:r>
-        <w:t xml:space="preserve"> </w:t>
-      </w:r>
-      <w:r>
-        <w:t xml:space="preserve">&amp; Rule-based extraction &amp; 118,946 sentences &amp; Text &amp; Large-scale Korean dataset for objective extraction &amp; Limited to specific linguistic/regulatory rules</w:t>
-      </w:r>
-      <w:r>
-        <w:br/>
-      </w:r>
-      <w:r>
-        <w:t xml:space="preserve">Birti et al.</w:t>
-      </w:r>
-      <w:r>
-        <w:t xml:space="preserve"> </w:t>
-      </w:r>
-      <w:r>
-        <w:t xml:space="preserve">(Osborne 2025)</w:t>
-      </w:r>
-      <w:r>
-        <w:t xml:space="preserve"> </w:t>
-      </w:r>
-      <w:r>
-        <w:t xml:space="preserve">&amp; Fine-tuned LLMs &amp; 1,325 labeled segments &amp; Text &amp; Activity benchmark aligned with EU ESG taxonomy &amp; Dependence on fine-tuning data quality</w:t>
-      </w:r>
-      <w:r>
-        <w:br/>
-      </w:r>
-      <w:r>
-        <w:t xml:space="preserve">Pavlova et al.</w:t>
-      </w:r>
-      <w:r>
-        <w:t xml:space="preserve"> </w:t>
-      </w:r>
-      <w:r>
-        <w:t xml:space="preserve">(M. P. A. B. C. A. M.-Z. Wang 2024)</w:t>
-      </w:r>
-      <w:r>
-        <w:t xml:space="preserve"> </w:t>
-      </w:r>
-      <w:r>
-        <w:t xml:space="preserve">&amp; Outside-in verification &amp; News articles &amp; Text &amp; Correlation of claims with public media evidence &amp; Temporal correlation and relevance challenges</w:t>
-      </w:r>
-      <w:r>
-        <w:br/>
-      </w:r>
-      <w:r>
-        <w:t xml:space="preserve">Billert &amp; Conrad</w:t>
-      </w:r>
-      <w:r>
-        <w:t xml:space="preserve"> </w:t>
-      </w:r>
-      <w:r>
-        <w:t xml:space="preserve">(Conrad 2024)</w:t>
-      </w:r>
-      <w:r>
-        <w:t xml:space="preserve"> </w:t>
-      </w:r>
-      <w:r>
-        <w:t xml:space="preserve">&amp; Event-based extraction &amp; News articles &amp; Text &amp; Verification of claims against real-world news events &amp; Limited by news media scope and bias</w:t>
-      </w:r>
-      <w:r>
-        <w:br/>
-      </w:r>
-      <w:r>
-        <w:t xml:space="preserve">Zhao et al.</w:t>
-      </w:r>
-      <w:r>
-        <w:t xml:space="preserve"> </w:t>
-      </w:r>
-      <w:r>
-        <w:t xml:space="preserve">(Yilei Zhao AND Wentao Zhang AND Lei Xiao AND Yandan Zheng AND Mengpu Liu AND Lim 2026)</w:t>
-      </w:r>
-      <w:r>
-        <w:t xml:space="preserve"> </w:t>
-      </w:r>
-      <w:r>
-        <w:t xml:space="preserve">&amp; Multi-agent &amp; 310 corporate reports &amp; Text, Charts &amp; 84.15% accuracy on multi-step analysis tasks &amp; High computational overhead of agent workflows</w:t>
-      </w:r>
-      <w:r>
-        <w:br/>
-      </w:r>
-      <w:r>
-        <w:t xml:space="preserve">Wu et al.</w:t>
-      </w:r>
-      <w:r>
-        <w:t xml:space="preserve"> </w:t>
-      </w:r>
-      <w:r>
-        <w:t xml:space="preserve">(Y. W. A. P. H. A. D. Wang 2025)</w:t>
-      </w:r>
-      <w:r>
-        <w:t xml:space="preserve"> </w:t>
-      </w:r>
-      <w:r>
-        <w:t xml:space="preserve">&amp; Chain-of-Verification &amp; Football sustainability reports &amp; Text &amp; Reduced hallucination rate from 16% to 10% &amp; Max accuracy ~58%; not yet at human-expert level</w:t>
-      </w:r>
-      <w:r>
-        <w:br/>
-      </w:r>
-      <w:r>
-        <w:t xml:space="preserve">Aguirre Calderón</w:t>
-      </w:r>
-      <w:r>
-        <w:t xml:space="preserve"> </w:t>
-      </w:r>
-      <w:r>
-        <w:t xml:space="preserve">(Calderón 2025)</w:t>
-      </w:r>
-      <w:r>
-        <w:t xml:space="preserve"> </w:t>
-      </w:r>
-      <w:r>
-        <w:t xml:space="preserve">&amp; RAG-based profiling &amp; Internal/External ESG Docs &amp; Text &amp; 80% reduction in analyst labor; citation traceability &amp; Performance strictly linked to retrieval quality</w:t>
-      </w:r>
-      <w:r>
-        <w:br/>
-      </w:r>
-      <w:r>
-        <w:t xml:space="preserve">Moghe et al.</w:t>
-      </w:r>
-      <w:r>
-        <w:t xml:space="preserve"> </w:t>
-      </w:r>
-      <w:r>
-        <w:t xml:space="preserve">(Talekar 2025)</w:t>
-      </w:r>
-      <w:r>
-        <w:t xml:space="preserve"> </w:t>
-      </w:r>
-      <w:r>
-        <w:t xml:space="preserve">&amp; RAG / Structured verdict generation &amp; Audit/Sales reports &amp; Text &amp; Evidence-backed assessments (Compliant/Non-Compliant) &amp; Sensitive to retrieval relevance and vector quality</w:t>
-      </w:r>
-      <w:r>
-        <w:br/>
-      </w:r>
-      <w:r>
-        <w:t xml:space="preserve">Hoang et al.</w:t>
-      </w:r>
-      <w:r>
-        <w:t xml:space="preserve"> </w:t>
-      </w:r>
-      <w:r>
-        <w:t xml:space="preserve">(Lo 2026)</w:t>
-      </w:r>
-      <w:r>
-        <w:t xml:space="preserve"> </w:t>
-      </w:r>
-      <w:r>
-        <w:t xml:space="preserve">&amp; Agentic Lifecycle framework &amp; Multi-report corpora &amp; Text/Logic &amp; Transformation of static reports into dynamic governance &amp; Complex multi-agent architectural requirements</w:t>
-      </w:r>
-      <w:r>
-        <w:br/>
-      </w:r>
-      <w:r>
-        <w:t xml:space="preserve">Yim et al.</w:t>
-      </w:r>
-      <w:r>
-        <w:t xml:space="preserve"> </w:t>
-      </w:r>
-      <w:r>
-        <w:t xml:space="preserve">(Yiu 2025)</w:t>
-      </w:r>
-      <w:r>
-        <w:t xml:space="preserve"> </w:t>
-      </w:r>
-      <w:r>
-        <w:t xml:space="preserve">&amp; RAG-powered assessment &amp; 2020-2024 Climate reports &amp; Text &amp; "Open box" transparency in TCFD disclosures &amp; Opaque to granular assessment factor variations</w:t>
-      </w:r>
-      <w:r>
-        <w:br/>
-      </w:r>
-    </w:p>
-    <w:p>
-      <w:pPr>
-        <w:pStyle w:val="BodyText"/>
-      </w:pPr>
-      <w:r>
-        <w:t xml:space="preserve">|p</w:t>
-      </w:r>
-      <w:r>
-        <w:t xml:space="preserve">1.8cm</w:t>
-      </w:r>
-      <w:r>
-        <w:t xml:space="preserve">|X|X|p</w:t>
-      </w:r>
-      <w:r>
-        <w:t xml:space="preserve">1.8cm</w:t>
-      </w:r>
-      <w:r>
-        <w:t xml:space="preserve">|X|X|</w:t>
-      </w:r>
-      <w:r>
-        <w:t xml:space="preserve"> </w:t>
-      </w:r>
-      <w:r>
-        <w:t xml:space="preserve">Authors &amp; Method/Approach &amp; Datasets &amp; Modalities Involved &amp; Key Contributions &amp; Limitations</w:t>
-      </w:r>
-      <w:r>
-        <w:br/>
-      </w:r>
-      <w:r>
-        <w:t xml:space="preserve">Nohr</w:t>
-      </w:r>
-      <w:r>
-        <w:t xml:space="preserve"> </w:t>
-      </w:r>
-      <w:r>
-        <w:t xml:space="preserve">(Nohr 2026)</w:t>
-      </w:r>
-      <w:r>
-        <w:t xml:space="preserve"> </w:t>
-      </w:r>
-      <w:r>
-        <w:t xml:space="preserve">&amp; Deterministic rule-layer &amp; Tokenized RWAs &amp; Structured Data &amp; Cryptographically verifiable compliance evidence &amp; Lacks probabilistic, LLM-based creative assessment</w:t>
-      </w:r>
-      <w:r>
-        <w:br/>
-      </w:r>
-      <w:r>
-        <w:t xml:space="preserve">Liu et al.</w:t>
-      </w:r>
-      <w:r>
-        <w:t xml:space="preserve"> </w:t>
-      </w:r>
-      <w:r>
-        <w:t xml:space="preserve">(Han 2024)</w:t>
-      </w:r>
-      <w:r>
-        <w:t xml:space="preserve"> </w:t>
-      </w:r>
-      <w:r>
-        <w:t xml:space="preserve">&amp; Blockchain-based VCG auction &amp; ESG Reports &amp; Text/ Structured &amp; Truthful, incentivized third-party verifier selection &amp; Highly complex implementation and governance</w:t>
-      </w:r>
-      <w:r>
-        <w:br/>
-      </w:r>
-      <w:r>
-        <w:t xml:space="preserve">Mashkin &amp; Chersoni</w:t>
-      </w:r>
-      <w:r>
-        <w:t xml:space="preserve"> </w:t>
-      </w:r>
-      <w:r>
-        <w:t xml:space="preserve">(Chersoni 2023)</w:t>
-      </w:r>
-      <w:r>
-        <w:t xml:space="preserve"> </w:t>
-      </w:r>
-      <w:r>
-        <w:t xml:space="preserve">&amp; Cross-lingual Transformers &amp; Financial/ESG Docs &amp; Multilingual Text &amp; Strong performance in multilingual issue identification &amp; Limited to English and French financial contexts</w:t>
-      </w:r>
-      <w:r>
-        <w:br/>
-      </w:r>
-      <w:r>
-        <w:t xml:space="preserve">Jasem</w:t>
-      </w:r>
-      <w:r>
-        <w:t xml:space="preserve"> </w:t>
-      </w:r>
-      <w:r>
-        <w:t xml:space="preserve">(Jasem 2026)</w:t>
-      </w:r>
-      <w:r>
-        <w:t xml:space="preserve"> </w:t>
-      </w:r>
-      <w:r>
-        <w:t xml:space="preserve">&amp; Entropy-based uncertainty gating &amp; Communications data &amp; Text &amp; Prevents unsupported claims via verification gating &amp; Increased verification latency for real-time tasks</w:t>
-      </w:r>
-      <w:r>
-        <w:br/>
-      </w:r>
-      <w:r>
-        <w:t xml:space="preserve">Kaoukis et al.</w:t>
-      </w:r>
-      <w:r>
-        <w:t xml:space="preserve"> </w:t>
-      </w:r>
-      <w:r>
-        <w:t xml:space="preserve">(Kaoukis 2025)</w:t>
-      </w:r>
-      <w:r>
-        <w:t xml:space="preserve"> </w:t>
-      </w:r>
-      <w:r>
-        <w:t xml:space="preserve">&amp; Knowledge Graph + RAG &amp; Greenwashing claims dataset &amp; Text/ Graph &amp; Justification-centric, evidence-backed verdicts &amp; Requires construction of domain-specific graphs</w:t>
-      </w:r>
-      <w:r>
-        <w:br/>
-      </w:r>
-      <w:r>
-        <w:t xml:space="preserve">Sood</w:t>
-      </w:r>
-      <w:r>
-        <w:t xml:space="preserve"> </w:t>
-      </w:r>
-      <w:r>
-        <w:t xml:space="preserve">(Sood 2026)</w:t>
-      </w:r>
-      <w:r>
-        <w:t xml:space="preserve"> </w:t>
-      </w:r>
-      <w:r>
-        <w:t xml:space="preserve">&amp; Human–AI co-governance &amp; Metaverse advisory data &amp; Text/ Multimodal &amp; Real-time hallucination constraint for risk advisory &amp; Requires human expert oversight and upskilling</w:t>
-      </w:r>
-      <w:r>
-        <w:br/>
-      </w:r>
-      <w:r>
-        <w:t xml:space="preserve">Ong et al.</w:t>
-      </w:r>
-      <w:r>
-        <w:t xml:space="preserve"> </w:t>
-      </w:r>
-      <w:r>
-        <w:t xml:space="preserve">(K. O. A. R. M. A. D. V. A. E. C. A. G. Mengaldo 2025a)</w:t>
-      </w:r>
-      <w:r>
-        <w:t xml:space="preserve"> </w:t>
-      </w:r>
-      <w:r>
-        <w:t xml:space="preserve">&amp; A3CG &amp; Sustainability reports &amp; Text &amp; Robustness against greenwashing via action-linking &amp; Specific to aspect-action analysis paradigm</w:t>
-      </w:r>
-      <w:r>
-        <w:br/>
-      </w:r>
-    </w:p>
-    <w:bookmarkEnd w:id="44"/>
-    <w:bookmarkEnd w:id="45"/>
-    <w:bookmarkStart w:id="48" w:name="data-gaps-and-benchmark-design"/>
-    <w:p>
-      <w:pPr>
-        <w:pStyle w:val="Heading2"/>
-      </w:pPr>
-      <w:r>
-        <w:t xml:space="preserve">Data Gaps and Benchmark Design</w:t>
-      </w:r>
-    </w:p>
-    <w:p>
-      <w:pPr>
-        <w:pStyle w:val="FirstParagraph"/>
-      </w:pPr>
-      <w:r>
-        <w:t xml:space="preserve">Methodological robustness is fundamentally constrained by the quality of available data. Benchmark design is currently shifting from general classification to specialized extraction tasks that treat ESG as a verification problem. By identifying informational voids and inconsistent reporting standards, this research aims to standardize ground-truth evaluation for ESG models</w:t>
-      </w:r>
-      <w:r>
-        <w:t xml:space="preserve"> </w:t>
-      </w:r>
-      <w:r>
-        <w:t xml:space="preserve">(T. S. A. C. C. S. A. G. G. A. J. N. A. T. Y. A. M. Leippold 2024; T. S. A. J. B. A. C. H. A. M. K. A. M. Leippold 2023)</w:t>
-      </w:r>
-      <w:r>
-        <w:t xml:space="preserve">.</w:t>
-      </w:r>
-    </w:p>
-    <w:bookmarkStart w:id="46" w:name="architectural-and-structural-gaps"/>
+    <w:bookmarkStart w:id="45" w:name="architectural-and-structural-gaps"/>
     <w:p>
       <w:pPr>
         <w:pStyle w:val="Heading3"/>
@@ -4595,7 +4585,7 @@
         <w:t xml:space="preserve"> </w:t>
       </w:r>
       <w:r>
-        <w:t xml:space="preserve">(co-authored by Schierholz) highlights that data gaps in sustainability reporting—particularly regarding greenhouse gas emissions—are often caused by the technical difficulty of extracting data from multi-column tables and non-standardized units within unstructured narratives.</w:t>
+        <w:t xml:space="preserve">(co-authored by Schierholz) highlights that data gaps in sustainability reporting, particularly regarding greenhouse gas emissions, are often caused by the technical difficulty of extracting data from multi-column tables and non-standardized units within unstructured narratives.</w:t>
       </w:r>
     </w:p>
     <w:p>
@@ -4676,17 +4666,19 @@
         <w:t xml:space="preserve">.</w:t>
       </w:r>
     </w:p>
+    <w:bookmarkEnd w:id="45"/>
+    <w:bookmarkStart w:id="46" w:name="X1096b487ed195bca7b62cf22354c0b56629f976"/>
+    <w:p>
+      <w:pPr>
+        <w:pStyle w:val="Heading3"/>
+      </w:pPr>
+      <w:r>
+        <w:t xml:space="preserve">The Role of Benchmark Datasets in ESG NLP</w:t>
+      </w:r>
+    </w:p>
     <w:p>
       <w:pPr>
         <w:pStyle w:val="FirstParagraph"/>
-      </w:pPr>
-      <w:r>
-        <w:t xml:space="preserve">The Role of Benchmark Datasets in ESG NLP</w:t>
-      </w:r>
-    </w:p>
-    <w:p>
-      <w:pPr>
-        <w:pStyle w:val="BodyText"/>
       </w:pPr>
       <w:r>
         <w:t xml:space="preserve">A technical benchmark provides a standardized "ground truth" to evaluate model performance. The field is currently shifting from general classification datasets to specialized extraction benchmarks:</w:t>
@@ -4762,7 +4754,7 @@
         <w:t xml:space="preserve"> </w:t>
       </w:r>
       <w:r>
-        <w:t xml:space="preserve">As focus expands beyond carbon, specialized datasets are emerging for nature-related disclosures, addressing the "small data" challenge where high-quality labeled examples of biodiversity impact are scarce. Grounded in the Taskforce on Nature-related Financial Disclosures guidelines, these datasets—such as those developed by Schimanski et al.</w:t>
+        <w:t xml:space="preserve">As focus expands beyond carbon, specialized datasets are emerging for nature-related disclosures, addressing the "small data" challenge where high-quality labeled examples of biodiversity impact are scarce. Grounded in the Taskforce on Nature-related Financial Disclosures guidelines, these datasets, such as those developed by Schimanski et al.</w:t>
       </w:r>
       <w:r>
         <w:t xml:space="preserve"> </w:t>
@@ -4771,7 +4763,7 @@
         <w:t xml:space="preserve">(T. S. A. C. C. S. A. G. G. A. J. N. A. T. Y. A. M. Leippold 2024)</w:t>
       </w:r>
       <w:r>
-        <w:t xml:space="preserve">—provide 2,200 expert-annotated samples across dimensions like water, forests, and biodiversity to assess corporate nature communication at scale</w:t>
+        <w:t xml:space="preserve">, provide 2,200 expert-annotated samples across dimensions like water, forests, and biodiversity to assess corporate nature communication at scale</w:t>
       </w:r>
       <w:r>
         <w:t xml:space="preserve"> </w:t>

--- a/new_page/final_revision/version_3/thesis.docx
+++ b/new_page/final_revision/version_3/thesis.docx
@@ -8900,7 +8900,7 @@
             <w:r>
               <w:drawing>
                 <wp:inline>
-                  <wp:extent cx="2667000" cy="2667000"/>
+                  <wp:extent cx="2667000" cy="1720545"/>
                   <wp:effectExtent b="0" l="0" r="0" t="0"/>
                   <wp:docPr descr="" title="" id="130" name="Picture"/>
                   <a:graphic>
@@ -8921,7 +8921,7 @@
                         <pic:spPr bwMode="auto">
                           <a:xfrm>
                             <a:off x="0" y="0"/>
-                            <a:ext cx="2667000" cy="2667000"/>
+                            <a:ext cx="2667000" cy="1720545"/>
                           </a:xfrm>
                           <a:prstGeom prst="rect">
                             <a:avLst/>
@@ -10294,7 +10294,7 @@
               <w:rPr>
                 <w:rStyle w:val="VerbatimChar"/>
               </w:rPr>
-              <w:t xml:space="preserve">RQ2. Tone vs. Climate-Specific Models</w:t>
+              <w:t xml:space="preserve">RQ2. Tone vs. Climate- Specific Models</w:t>
             </w:r>
           </w:p>
         </w:tc>
@@ -10383,7 +10383,7 @@
               <w:jc w:val="left"/>
             </w:pPr>
             <w:r>
-              <w:t xml:space="preserve">Table 11, Figure 4.5, Figure 4.6</w:t>
+              <w:t xml:space="preserve">Table 11, Figure 13, Figure 14</w:t>
             </w:r>
           </w:p>
         </w:tc>
@@ -10424,7 +10424,7 @@
               <w:rPr>
                 <w:rStyle w:val="VerbatimChar"/>
               </w:rPr>
-              <w:t xml:space="preserve">RQ4. Stability and Reproducibility</w:t>
+              <w:t xml:space="preserve">RQ4. Stability and Reproduc- ibility</w:t>
             </w:r>
           </w:p>
         </w:tc>
@@ -10448,7 +10448,7 @@
               <w:jc w:val="left"/>
             </w:pPr>
             <w:r>
-              <w:t xml:space="preserve">Table 9, Table 12, Figure 4.7, Figure 4.8</w:t>
+              <w:t xml:space="preserve">Table 9, Table 12, Figure 15, Figure 16</w:t>
             </w:r>
           </w:p>
         </w:tc>
